--- a/LR2_04_4131з_Быстров_М_Д.docx
+++ b/LR2_04_4131з_Быстров_М_Д.docx
@@ -199,11 +199,9 @@
             <w:r>
               <w:t xml:space="preserve">. </w:t>
             </w:r>
-            <w:proofErr w:type="spellStart"/>
             <w:r>
               <w:t>Мышко</w:t>
             </w:r>
-            <w:proofErr w:type="spellEnd"/>
           </w:p>
         </w:tc>
       </w:tr>
@@ -423,21 +421,7 @@
                 <w:b w:val="0"/>
                 <w:szCs w:val="32"/>
               </w:rPr>
-              <w:t>Выравнивание статистических распределений и проверка гипотез о законах распределения случайных</w:t>
-            </w:r>
-            <w:r>
-              <w:rPr>
-                <w:b w:val="0"/>
-                <w:szCs w:val="32"/>
-              </w:rPr>
-              <w:t xml:space="preserve"> </w:t>
-            </w:r>
-            <w:r>
-              <w:rPr>
-                <w:b w:val="0"/>
-                <w:szCs w:val="32"/>
-              </w:rPr>
-              <w:t>величин</w:t>
+              <w:t>Выравнивание статистических распределений и проверка гипотез о законах распределения случайных величин</w:t>
             </w:r>
           </w:p>
         </w:tc>
@@ -1048,21 +1032,8 @@
         <w:rPr>
           <w:lang w:val="ru-RU"/>
         </w:rPr>
-        <w:t xml:space="preserve"> по</w:t>
-      </w:r>
-      <w:r>
-        <w:rPr>
-          <w:lang w:val="ru-RU"/>
-        </w:rPr>
-        <w:t xml:space="preserve"> </w:t>
-      </w:r>
-      <w:r>
-        <w:rPr>
-          <w:lang w:val="ru-RU"/>
-        </w:rPr>
-        <w:t xml:space="preserve">заданному числу попаданий </w:t>
-      </w:r>
-      <w:proofErr w:type="spellStart"/>
+        <w:t xml:space="preserve"> по заданному числу попаданий </w:t>
+      </w:r>
       <w:r>
         <w:rPr>
           <w:i/>
@@ -1071,7 +1042,6 @@
         </w:rPr>
         <w:t>ml</w:t>
       </w:r>
-      <w:proofErr w:type="spellEnd"/>
       <w:r>
         <w:rPr>
           <w:lang w:val="ru-RU"/>
@@ -1118,19 +1088,7 @@
         <w:rPr>
           <w:lang w:val="ru-RU"/>
         </w:rPr>
-        <w:t xml:space="preserve">4. Проверить гипотезу о соответствии статистического и теоретического распределений </w:t>
-      </w:r>
-      <w:r>
-        <w:rPr>
-          <w:lang w:val="ru-RU"/>
-        </w:rPr>
-        <w:t>(т.</w:t>
-      </w:r>
-      <w:r>
-        <w:rPr>
-          <w:lang w:val="ru-RU"/>
-        </w:rPr>
-        <w:t xml:space="preserve"> е. гипотезу о нормальном распределении случайной величины) методом К. Пирсона при уровне значимости:</w:t>
+        <w:t>4. Проверить гипотезу о соответствии статистического и теоретического распределений (т. е. гипотезу о нормальном распределении случайной величины) методом К. Пирсона при уровне значимости:</w:t>
       </w:r>
     </w:p>
     <w:p>
@@ -1177,7 +1135,6 @@
         <w:tblCellMar>
           <w:top w:w="9" w:type="dxa"/>
           <w:left w:w="108" w:type="dxa"/>
-          <w:bottom w:w="0" w:type="dxa"/>
           <w:right w:w="115" w:type="dxa"/>
         </w:tblCellMar>
         <w:tblLook w:val="04A0" w:firstRow="1" w:lastRow="0" w:firstColumn="1" w:lastColumn="0" w:noHBand="0" w:noVBand="1"/>
@@ -1214,13 +1171,8 @@
               <w:ind w:firstLine="0"/>
             </w:pPr>
             <w:r>
-              <w:t xml:space="preserve">№  </w:t>
+              <w:t>№  варианта</w:t>
             </w:r>
-            <w:proofErr w:type="spellStart"/>
-            <w:r>
-              <w:t>варианта</w:t>
-            </w:r>
-            <w:proofErr w:type="spellEnd"/>
             <w:r>
               <w:rPr>
                 <w:rFonts w:ascii="Times New Roman" w:eastAsia="Times New Roman" w:hAnsi="Times New Roman" w:cs="Times New Roman"/>
@@ -1247,27 +1199,9 @@
               <w:ind w:firstLine="0"/>
               <w:jc w:val="center"/>
             </w:pPr>
-            <w:proofErr w:type="spellStart"/>
             <w:r>
-              <w:t>Интервальный</w:t>
+              <w:t>Интервальный статистический ряд</w:t>
             </w:r>
-            <w:proofErr w:type="spellEnd"/>
-            <w:r>
-              <w:t xml:space="preserve"> </w:t>
-            </w:r>
-            <w:proofErr w:type="spellStart"/>
-            <w:r>
-              <w:t>статистический</w:t>
-            </w:r>
-            <w:proofErr w:type="spellEnd"/>
-            <w:r>
-              <w:t xml:space="preserve"> </w:t>
-            </w:r>
-            <w:proofErr w:type="spellStart"/>
-            <w:r>
-              <w:t>ряд</w:t>
-            </w:r>
-            <w:proofErr w:type="spellEnd"/>
           </w:p>
         </w:tc>
       </w:tr>
@@ -1312,7 +1246,6 @@
               <w:pStyle w:val="default2"/>
               <w:ind w:firstLine="0"/>
             </w:pPr>
-            <w:proofErr w:type="spellStart"/>
             <w:r>
               <w:rPr>
                 <w:rFonts w:ascii="Times New Roman" w:eastAsia="Times New Roman" w:hAnsi="Times New Roman" w:cs="Times New Roman"/>
@@ -1328,7 +1261,6 @@
               </w:rPr>
               <w:t>l</w:t>
             </w:r>
-            <w:proofErr w:type="spellEnd"/>
             <w:r>
               <w:t xml:space="preserve"> </w:t>
             </w:r>
@@ -1735,28 +1667,11 @@
         <w:rPr>
           <w:lang w:val="ru-RU"/>
         </w:rPr>
-        <w:t>астота (статистическая вероятность) попадания значений случайной</w:t>
-      </w:r>
-      <w:r>
-        <w:rPr>
-          <w:lang w:val="ru-RU"/>
-        </w:rPr>
-        <w:t xml:space="preserve"> </w:t>
-      </w:r>
-      <w:r>
-        <w:rPr>
-          <w:lang w:val="ru-RU"/>
-        </w:rPr>
-        <w:t>величины в l-й диапазон; n - объем выборки</w:t>
-      </w:r>
-      <w:r>
-        <w:rPr>
-          <w:lang w:val="ru-RU"/>
-        </w:rPr>
-        <w:t xml:space="preserve">: </w:t>
-      </w:r>
-      <w:r>
-        <w:rPr>
+        <w:t xml:space="preserve">астота (статистическая вероятность) попадания значений случайной величины в l-й диапазон; n - объем выборки: </w:t>
+      </w:r>
+      <w:r>
+        <w:rPr>
+          <w:noProof/>
           <w:lang w:val="ru-RU"/>
         </w:rPr>
         <w:drawing>
@@ -1817,6 +1732,7 @@
       </w:r>
       <w:r>
         <w:rPr>
+          <w:noProof/>
           <w:lang w:val="ru-RU"/>
         </w:rPr>
         <w:drawing>
@@ -1892,6 +1808,7 @@
       </w:r>
       <w:r>
         <w:rPr>
+          <w:noProof/>
           <w:lang w:val="ru-RU"/>
         </w:rPr>
         <w:drawing>
@@ -1952,6 +1869,7 @@
       </w:r>
       <w:r>
         <w:rPr>
+          <w:noProof/>
           <w:lang w:val="ru-RU"/>
         </w:rPr>
         <w:drawing>
@@ -2020,6 +1938,9 @@
         <w:t xml:space="preserve">: </w:t>
       </w:r>
       <w:r>
+        <w:rPr>
+          <w:noProof/>
+        </w:rPr>
         <w:drawing>
           <wp:inline distT="0" distB="0" distL="0" distR="0" wp14:anchorId="0576EF28" wp14:editId="5777613E">
             <wp:extent cx="1945178" cy="442361"/>
@@ -2078,6 +1999,7 @@
       </w:r>
       <w:r>
         <w:rPr>
+          <w:noProof/>
           <w:lang w:val="ru-RU"/>
         </w:rPr>
         <w:drawing>
@@ -2138,6 +2060,7 @@
       </w:r>
       <w:r>
         <w:rPr>
+          <w:noProof/>
           <w:lang w:val="ru-RU"/>
         </w:rPr>
         <w:drawing>
@@ -2223,6 +2146,9 @@
         </w:rPr>
       </w:pPr>
       <w:r>
+        <w:rPr>
+          <w:noProof/>
+        </w:rPr>
         <w:drawing>
           <wp:inline distT="0" distB="0" distL="0" distR="0" wp14:anchorId="1A5F8349" wp14:editId="79BBCCF2">
             <wp:extent cx="2590281" cy="976472"/>
@@ -2281,6 +2207,7 @@
       </w:r>
       <w:r>
         <w:rPr>
+          <w:noProof/>
           <w:lang w:val="ru-RU"/>
         </w:rPr>
         <w:drawing>
@@ -2349,6 +2276,7 @@
       </w:pPr>
       <w:r>
         <w:rPr>
+          <w:noProof/>
           <w:lang w:val="ru-RU"/>
         </w:rPr>
         <w:lastRenderedPageBreak/>
@@ -2418,6 +2346,7 @@
       </w:pPr>
       <w:r>
         <w:rPr>
+          <w:noProof/>
           <w:lang w:val="ru-RU"/>
         </w:rPr>
         <w:drawing>
@@ -2481,21 +2410,21 @@
         <w:rPr>
           <w:lang w:val="ru-RU"/>
         </w:rPr>
-        <w:t xml:space="preserve">Условие подтверждение гипотезы о </w:t>
-      </w:r>
-      <w:proofErr w:type="spellStart"/>
-      <w:r>
-        <w:rPr>
-          <w:lang w:val="ru-RU"/>
-        </w:rPr>
-        <w:t>н.р</w:t>
-      </w:r>
-      <w:proofErr w:type="spellEnd"/>
-      <w:r>
-        <w:rPr>
-          <w:lang w:val="ru-RU"/>
-        </w:rPr>
-        <w:t>.:</w:t>
+        <w:t>Условие подтверждени</w:t>
+      </w:r>
+      <w:r>
+        <w:rPr>
+          <w:lang w:val="ru-RU"/>
+        </w:rPr>
+        <w:t>я</w:t>
+      </w:r>
+      <w:bookmarkStart w:id="0" w:name="_GoBack"/>
+      <w:bookmarkEnd w:id="0"/>
+      <w:r>
+        <w:rPr>
+          <w:lang w:val="ru-RU"/>
+        </w:rPr>
+        <w:t xml:space="preserve"> гипотезы о н.р.:</w:t>
       </w:r>
       <w:r>
         <w:rPr>
@@ -2693,7 +2622,6 @@
         </w:rPr>
         <w:t xml:space="preserve"> по заданному числу попаданий </w:t>
       </w:r>
-      <w:proofErr w:type="spellStart"/>
       <w:r>
         <w:rPr>
           <w:b/>
@@ -2704,7 +2632,6 @@
         </w:rPr>
         <w:t>ml</w:t>
       </w:r>
-      <w:proofErr w:type="spellEnd"/>
       <w:r>
         <w:rPr>
           <w:b/>
@@ -2751,7 +2678,6 @@
           <w:szCs w:val="21"/>
         </w:rPr>
       </w:pPr>
-      <w:proofErr w:type="spellStart"/>
       <w:r>
         <w:rPr>
           <w:rFonts w:ascii="Consolas" w:hAnsi="Consolas"/>
@@ -2761,7 +2687,6 @@
         </w:rPr>
         <w:t>def</w:t>
       </w:r>
-      <w:proofErr w:type="spellEnd"/>
       <w:r>
         <w:rPr>
           <w:rFonts w:ascii="Consolas" w:hAnsi="Consolas"/>
@@ -2959,7 +2884,6 @@
         </w:rPr>
         <w:t xml:space="preserve">) </w:t>
       </w:r>
-      <w:proofErr w:type="spellStart"/>
       <w:r>
         <w:rPr>
           <w:rFonts w:ascii="Consolas" w:hAnsi="Consolas"/>
@@ -2990,7 +2914,6 @@
         </w:rPr>
         <w:t>m</w:t>
       </w:r>
-      <w:proofErr w:type="spellEnd"/>
       <w:r>
         <w:rPr>
           <w:rFonts w:ascii="Consolas" w:hAnsi="Consolas"/>
@@ -3624,7 +3547,6 @@
           <w:szCs w:val="21"/>
         </w:rPr>
       </w:pPr>
-      <w:proofErr w:type="spellStart"/>
       <w:r>
         <w:rPr>
           <w:rFonts w:ascii="Consolas" w:hAnsi="Consolas"/>
@@ -3634,7 +3556,6 @@
         </w:rPr>
         <w:t>print</w:t>
       </w:r>
-      <w:proofErr w:type="spellEnd"/>
       <w:r>
         <w:rPr>
           <w:rFonts w:ascii="Consolas" w:hAnsi="Consolas"/>
@@ -3644,7 +3565,6 @@
         </w:rPr>
         <w:t>(</w:t>
       </w:r>
-      <w:proofErr w:type="spellStart"/>
       <w:r>
         <w:rPr>
           <w:rFonts w:ascii="Consolas" w:hAnsi="Consolas"/>
@@ -3661,17 +3581,7 @@
           <w:sz w:val="21"/>
           <w:szCs w:val="21"/>
         </w:rPr>
-        <w:t>"Интервалы</w:t>
-      </w:r>
-      <w:proofErr w:type="spellEnd"/>
-      <w:r>
-        <w:rPr>
-          <w:rFonts w:ascii="Consolas" w:hAnsi="Consolas"/>
-          <w:color w:val="CE9178"/>
-          <w:sz w:val="21"/>
-          <w:szCs w:val="21"/>
-        </w:rPr>
-        <w:t xml:space="preserve">: </w:t>
+        <w:t xml:space="preserve">"Интервалы: </w:t>
       </w:r>
       <w:r>
         <w:rPr>
@@ -3730,7 +3640,6 @@
           <w:szCs w:val="21"/>
         </w:rPr>
       </w:pPr>
-      <w:proofErr w:type="spellStart"/>
       <w:r>
         <w:rPr>
           <w:rFonts w:ascii="Consolas" w:hAnsi="Consolas"/>
@@ -3740,7 +3649,6 @@
         </w:rPr>
         <w:t>print</w:t>
       </w:r>
-      <w:proofErr w:type="spellEnd"/>
       <w:r>
         <w:rPr>
           <w:rFonts w:ascii="Consolas" w:hAnsi="Consolas"/>
@@ -3750,7 +3658,6 @@
         </w:rPr>
         <w:t>(</w:t>
       </w:r>
-      <w:proofErr w:type="spellStart"/>
       <w:r>
         <w:rPr>
           <w:rFonts w:ascii="Consolas" w:hAnsi="Consolas"/>
@@ -3767,17 +3674,7 @@
           <w:sz w:val="21"/>
           <w:szCs w:val="21"/>
         </w:rPr>
-        <w:t>"Кол</w:t>
-      </w:r>
-      <w:proofErr w:type="spellEnd"/>
-      <w:r>
-        <w:rPr>
-          <w:rFonts w:ascii="Consolas" w:hAnsi="Consolas"/>
-          <w:color w:val="CE9178"/>
-          <w:sz w:val="21"/>
-          <w:szCs w:val="21"/>
-        </w:rPr>
-        <w:t xml:space="preserve">-во попаданий: </w:t>
+        <w:t xml:space="preserve">"Кол-во попаданий: </w:t>
       </w:r>
       <w:r>
         <w:rPr>
@@ -3836,7 +3733,6 @@
           <w:szCs w:val="21"/>
         </w:rPr>
       </w:pPr>
-      <w:proofErr w:type="spellStart"/>
       <w:r>
         <w:rPr>
           <w:rFonts w:ascii="Consolas" w:hAnsi="Consolas"/>
@@ -3846,7 +3742,6 @@
         </w:rPr>
         <w:t>print</w:t>
       </w:r>
-      <w:proofErr w:type="spellEnd"/>
       <w:r>
         <w:rPr>
           <w:rFonts w:ascii="Consolas" w:hAnsi="Consolas"/>
@@ -3856,7 +3751,6 @@
         </w:rPr>
         <w:t>(</w:t>
       </w:r>
-      <w:proofErr w:type="spellStart"/>
       <w:r>
         <w:rPr>
           <w:rFonts w:ascii="Consolas" w:hAnsi="Consolas"/>
@@ -3873,17 +3767,7 @@
           <w:sz w:val="21"/>
           <w:szCs w:val="21"/>
         </w:rPr>
-        <w:t>"Вероятности</w:t>
-      </w:r>
-      <w:proofErr w:type="spellEnd"/>
-      <w:r>
-        <w:rPr>
-          <w:rFonts w:ascii="Consolas" w:hAnsi="Consolas"/>
-          <w:color w:val="CE9178"/>
-          <w:sz w:val="21"/>
-          <w:szCs w:val="21"/>
-        </w:rPr>
-        <w:t xml:space="preserve">: </w:t>
+        <w:t xml:space="preserve">"Вероятности: </w:t>
       </w:r>
       <w:r>
         <w:rPr>
@@ -4054,8 +3938,6 @@
         </w:rPr>
         <w:t>.</w:t>
       </w:r>
-      <w:bookmarkStart w:id="0" w:name="_GoBack"/>
-      <w:bookmarkEnd w:id="0"/>
     </w:p>
     <w:p>
       <w:pPr>
@@ -4101,7 +3983,6 @@
         </w:rPr>
         <w:t xml:space="preserve"> </w:t>
       </w:r>
-      <w:proofErr w:type="spellStart"/>
       <w:r>
         <w:rPr>
           <w:rFonts w:ascii="Consolas" w:hAnsi="Consolas"/>
@@ -4112,7 +3993,6 @@
         </w:rPr>
         <w:t>draw_hist</w:t>
       </w:r>
-      <w:proofErr w:type="spellEnd"/>
       <w:r>
         <w:rPr>
           <w:rFonts w:ascii="Consolas" w:hAnsi="Consolas"/>
@@ -4192,27 +4072,7 @@
           <w:sz w:val="21"/>
           <w:szCs w:val="21"/>
         </w:rPr>
-        <w:t xml:space="preserve">"""Построить график в </w:t>
-      </w:r>
-      <w:proofErr w:type="spellStart"/>
-      <w:r>
-        <w:rPr>
-          <w:rFonts w:ascii="Consolas" w:hAnsi="Consolas"/>
-          <w:color w:val="CE9178"/>
-          <w:sz w:val="21"/>
-          <w:szCs w:val="21"/>
-        </w:rPr>
-        <w:t>plt</w:t>
-      </w:r>
-      <w:proofErr w:type="spellEnd"/>
-      <w:r>
-        <w:rPr>
-          <w:rFonts w:ascii="Consolas" w:hAnsi="Consolas"/>
-          <w:color w:val="CE9178"/>
-          <w:sz w:val="21"/>
-          <w:szCs w:val="21"/>
-        </w:rPr>
-        <w:t>"""</w:t>
+        <w:t>"""Построить график в plt"""</w:t>
       </w:r>
     </w:p>
     <w:p>
@@ -4235,7 +4095,6 @@
         </w:rPr>
         <w:t xml:space="preserve">    </w:t>
       </w:r>
-      <w:proofErr w:type="spellStart"/>
       <w:r>
         <w:rPr>
           <w:rFonts w:ascii="Consolas" w:hAnsi="Consolas"/>
@@ -4245,7 +4104,6 @@
         </w:rPr>
         <w:t>vals</w:t>
       </w:r>
-      <w:proofErr w:type="spellEnd"/>
       <w:r>
         <w:rPr>
           <w:rFonts w:ascii="Consolas" w:hAnsi="Consolas"/>
@@ -4294,7 +4152,6 @@
         </w:rPr>
         <w:t xml:space="preserve">    </w:t>
       </w:r>
-      <w:proofErr w:type="spellStart"/>
       <w:r>
         <w:rPr>
           <w:rFonts w:ascii="Consolas" w:hAnsi="Consolas"/>
@@ -4304,7 +4161,6 @@
         </w:rPr>
         <w:t>x_bar_positions</w:t>
       </w:r>
-      <w:proofErr w:type="spellEnd"/>
       <w:r>
         <w:rPr>
           <w:rFonts w:ascii="Consolas" w:hAnsi="Consolas"/>
@@ -4404,7 +4260,6 @@
         </w:rPr>
         <w:t xml:space="preserve"> </w:t>
       </w:r>
-      <w:proofErr w:type="spellStart"/>
       <w:r>
         <w:rPr>
           <w:rFonts w:ascii="Consolas" w:hAnsi="Consolas"/>
@@ -4415,7 +4270,6 @@
         </w:rPr>
         <w:t>i</w:t>
       </w:r>
-      <w:proofErr w:type="spellEnd"/>
       <w:r>
         <w:rPr>
           <w:rFonts w:ascii="Consolas" w:hAnsi="Consolas"/>
@@ -4529,7 +4383,6 @@
         </w:rPr>
         <w:t xml:space="preserve">        </w:t>
       </w:r>
-      <w:proofErr w:type="spellStart"/>
       <w:r>
         <w:rPr>
           <w:rFonts w:ascii="Consolas" w:hAnsi="Consolas"/>
@@ -4540,7 +4393,6 @@
         </w:rPr>
         <w:t>vals</w:t>
       </w:r>
-      <w:proofErr w:type="spellEnd"/>
       <w:r>
         <w:rPr>
           <w:rFonts w:ascii="Consolas" w:hAnsi="Consolas"/>
@@ -4711,7 +4563,6 @@
         </w:rPr>
         <w:t>[</w:t>
       </w:r>
-      <w:proofErr w:type="spellStart"/>
       <w:r>
         <w:rPr>
           <w:rFonts w:ascii="Consolas" w:hAnsi="Consolas"/>
@@ -4722,7 +4573,6 @@
         </w:rPr>
         <w:t>i</w:t>
       </w:r>
-      <w:proofErr w:type="spellEnd"/>
       <w:r>
         <w:rPr>
           <w:rFonts w:ascii="Consolas" w:hAnsi="Consolas"/>
@@ -4756,7 +4606,6 @@
         </w:rPr>
         <w:t xml:space="preserve">        </w:t>
       </w:r>
-      <w:proofErr w:type="spellStart"/>
       <w:r>
         <w:rPr>
           <w:rFonts w:ascii="Consolas" w:hAnsi="Consolas"/>
@@ -4767,7 +4616,6 @@
         </w:rPr>
         <w:t>x_bar_positions</w:t>
       </w:r>
-      <w:proofErr w:type="spellEnd"/>
       <w:r>
         <w:rPr>
           <w:rFonts w:ascii="Consolas" w:hAnsi="Consolas"/>
@@ -4818,7 +4666,6 @@
         </w:rPr>
         <w:t>[</w:t>
       </w:r>
-      <w:proofErr w:type="spellStart"/>
       <w:r>
         <w:rPr>
           <w:rFonts w:ascii="Consolas" w:hAnsi="Consolas"/>
@@ -4829,7 +4676,6 @@
         </w:rPr>
         <w:t>i</w:t>
       </w:r>
-      <w:proofErr w:type="spellEnd"/>
       <w:r>
         <w:rPr>
           <w:rFonts w:ascii="Consolas" w:hAnsi="Consolas"/>
@@ -4960,7 +4806,6 @@
         </w:rPr>
         <w:t>[</w:t>
       </w:r>
-      <w:proofErr w:type="spellStart"/>
       <w:r>
         <w:rPr>
           <w:rFonts w:ascii="Consolas" w:hAnsi="Consolas"/>
@@ -4971,7 +4816,6 @@
         </w:rPr>
         <w:t>i</w:t>
       </w:r>
-      <w:proofErr w:type="spellEnd"/>
       <w:r>
         <w:rPr>
           <w:rFonts w:ascii="Consolas" w:hAnsi="Consolas"/>
@@ -5045,7 +4889,6 @@
         </w:rPr>
         <w:t xml:space="preserve">    </w:t>
       </w:r>
-      <w:proofErr w:type="spellStart"/>
       <w:r>
         <w:rPr>
           <w:rFonts w:ascii="Consolas" w:hAnsi="Consolas"/>
@@ -5076,7 +4919,6 @@
         </w:rPr>
         <w:t>bar</w:t>
       </w:r>
-      <w:proofErr w:type="spellEnd"/>
       <w:r>
         <w:rPr>
           <w:rFonts w:ascii="Consolas" w:hAnsi="Consolas"/>
@@ -5110,7 +4952,6 @@
         </w:rPr>
         <w:t xml:space="preserve">        </w:t>
       </w:r>
-      <w:proofErr w:type="spellStart"/>
       <w:r>
         <w:rPr>
           <w:rFonts w:ascii="Consolas" w:hAnsi="Consolas"/>
@@ -5121,7 +4962,6 @@
         </w:rPr>
         <w:t>x_bar_positions</w:t>
       </w:r>
-      <w:proofErr w:type="spellEnd"/>
       <w:r>
         <w:rPr>
           <w:rFonts w:ascii="Consolas" w:hAnsi="Consolas"/>
@@ -5154,7 +4994,6 @@
         </w:rPr>
         <w:t xml:space="preserve">        </w:t>
       </w:r>
-      <w:proofErr w:type="spellStart"/>
       <w:r>
         <w:rPr>
           <w:rFonts w:ascii="Consolas" w:hAnsi="Consolas"/>
@@ -5164,7 +5003,6 @@
         </w:rPr>
         <w:t>vals</w:t>
       </w:r>
-      <w:proofErr w:type="spellEnd"/>
       <w:r>
         <w:rPr>
           <w:rFonts w:ascii="Consolas" w:hAnsi="Consolas"/>
@@ -5196,7 +5034,6 @@
         <w:lastRenderedPageBreak/>
         <w:t xml:space="preserve">        </w:t>
       </w:r>
-      <w:proofErr w:type="spellStart"/>
       <w:r>
         <w:rPr>
           <w:rFonts w:ascii="Consolas" w:hAnsi="Consolas"/>
@@ -5206,7 +5043,6 @@
         </w:rPr>
         <w:t>width</w:t>
       </w:r>
-      <w:proofErr w:type="spellEnd"/>
       <w:r>
         <w:rPr>
           <w:rFonts w:ascii="Consolas" w:hAnsi="Consolas"/>
@@ -5316,6 +5152,7 @@
           <w:color w:val="CCCCCC"/>
           <w:sz w:val="21"/>
           <w:szCs w:val="21"/>
+          <w:lang w:val="en-US"/>
         </w:rPr>
       </w:pPr>
       <w:r>
@@ -5327,23 +5164,23 @@
         </w:rPr>
         <w:t xml:space="preserve">        </w:t>
       </w:r>
-      <w:proofErr w:type="spellStart"/>
       <w:r>
         <w:rPr>
           <w:rFonts w:ascii="Consolas" w:hAnsi="Consolas"/>
           <w:color w:val="9CDCFE"/>
           <w:sz w:val="21"/>
           <w:szCs w:val="21"/>
+          <w:lang w:val="en-US"/>
         </w:rPr>
         <w:t>edgecolor</w:t>
       </w:r>
-      <w:proofErr w:type="spellEnd"/>
-      <w:r>
-        <w:rPr>
-          <w:rFonts w:ascii="Consolas" w:hAnsi="Consolas"/>
-          <w:color w:val="CCCCCC"/>
-          <w:sz w:val="21"/>
-          <w:szCs w:val="21"/>
+      <w:r>
+        <w:rPr>
+          <w:rFonts w:ascii="Consolas" w:hAnsi="Consolas"/>
+          <w:color w:val="CCCCCC"/>
+          <w:sz w:val="21"/>
+          <w:szCs w:val="21"/>
+          <w:lang w:val="en-US"/>
         </w:rPr>
         <w:t xml:space="preserve"> </w:t>
       </w:r>
@@ -5353,6 +5190,7 @@
           <w:color w:val="D4D4D4"/>
           <w:sz w:val="21"/>
           <w:szCs w:val="21"/>
+          <w:lang w:val="en-US"/>
         </w:rPr>
         <w:t>=</w:t>
       </w:r>
@@ -5362,6 +5200,7 @@
           <w:color w:val="CCCCCC"/>
           <w:sz w:val="21"/>
           <w:szCs w:val="21"/>
+          <w:lang w:val="en-US"/>
         </w:rPr>
         <w:t xml:space="preserve"> </w:t>
       </w:r>
@@ -5371,35 +5210,17 @@
           <w:color w:val="CE9178"/>
           <w:sz w:val="21"/>
           <w:szCs w:val="21"/>
-        </w:rPr>
-        <w:t>"</w:t>
-      </w:r>
-      <w:proofErr w:type="spellStart"/>
-      <w:r>
-        <w:rPr>
-          <w:rFonts w:ascii="Consolas" w:hAnsi="Consolas"/>
-          <w:color w:val="CE9178"/>
-          <w:sz w:val="21"/>
-          <w:szCs w:val="21"/>
-        </w:rPr>
-        <w:t>black</w:t>
-      </w:r>
-      <w:proofErr w:type="spellEnd"/>
-      <w:r>
-        <w:rPr>
-          <w:rFonts w:ascii="Consolas" w:hAnsi="Consolas"/>
-          <w:color w:val="CE9178"/>
-          <w:sz w:val="21"/>
-          <w:szCs w:val="21"/>
-        </w:rPr>
-        <w:t>"</w:t>
-      </w:r>
-      <w:r>
-        <w:rPr>
-          <w:rFonts w:ascii="Consolas" w:hAnsi="Consolas"/>
-          <w:color w:val="CCCCCC"/>
-          <w:sz w:val="21"/>
-          <w:szCs w:val="21"/>
+          <w:lang w:val="en-US"/>
+        </w:rPr>
+        <w:t>"black"</w:t>
+      </w:r>
+      <w:r>
+        <w:rPr>
+          <w:rFonts w:ascii="Consolas" w:hAnsi="Consolas"/>
+          <w:color w:val="CCCCCC"/>
+          <w:sz w:val="21"/>
+          <w:szCs w:val="21"/>
+          <w:lang w:val="en-US"/>
         </w:rPr>
         <w:t>)</w:t>
       </w:r>
@@ -5413,6 +5234,7 @@
           <w:color w:val="CCCCCC"/>
           <w:sz w:val="21"/>
           <w:szCs w:val="21"/>
+          <w:lang w:val="en-US"/>
         </w:rPr>
       </w:pPr>
     </w:p>
@@ -5428,7 +5250,6 @@
           <w:lang w:val="en-US"/>
         </w:rPr>
       </w:pPr>
-      <w:proofErr w:type="spellStart"/>
       <w:r>
         <w:rPr>
           <w:rFonts w:ascii="Consolas" w:hAnsi="Consolas"/>
@@ -5439,7 +5260,6 @@
         </w:rPr>
         <w:t>draw_hist</w:t>
       </w:r>
-      <w:proofErr w:type="spellEnd"/>
       <w:r>
         <w:rPr>
           <w:rFonts w:ascii="Consolas" w:hAnsi="Consolas"/>
@@ -5516,7 +5336,6 @@
           <w:lang w:val="en-US"/>
         </w:rPr>
       </w:pPr>
-      <w:proofErr w:type="spellStart"/>
       <w:r>
         <w:rPr>
           <w:rFonts w:ascii="Consolas" w:hAnsi="Consolas"/>
@@ -5547,7 +5366,6 @@
         </w:rPr>
         <w:t>show</w:t>
       </w:r>
-      <w:proofErr w:type="spellEnd"/>
       <w:r>
         <w:rPr>
           <w:rFonts w:ascii="Consolas" w:hAnsi="Consolas"/>
@@ -5714,7 +5532,6 @@
           <w:szCs w:val="21"/>
         </w:rPr>
       </w:pPr>
-      <w:proofErr w:type="spellStart"/>
       <w:r>
         <w:rPr>
           <w:rFonts w:ascii="Consolas" w:hAnsi="Consolas"/>
@@ -5724,7 +5541,6 @@
         </w:rPr>
         <w:t>def</w:t>
       </w:r>
-      <w:proofErr w:type="spellEnd"/>
       <w:r>
         <w:rPr>
           <w:rFonts w:ascii="Consolas" w:hAnsi="Consolas"/>
@@ -5849,6 +5665,7 @@
           <w:color w:val="CCCCCC"/>
           <w:sz w:val="21"/>
           <w:szCs w:val="21"/>
+          <w:lang w:val="en-US"/>
         </w:rPr>
       </w:pPr>
       <w:r>
@@ -5866,6 +5683,7 @@
           <w:color w:val="9CDCFE"/>
           <w:sz w:val="21"/>
           <w:szCs w:val="21"/>
+          <w:lang w:val="en-US"/>
         </w:rPr>
         <w:t>m</w:t>
       </w:r>
@@ -5875,6 +5693,7 @@
           <w:color w:val="CCCCCC"/>
           <w:sz w:val="21"/>
           <w:szCs w:val="21"/>
+          <w:lang w:val="en-US"/>
         </w:rPr>
         <w:t xml:space="preserve"> </w:t>
       </w:r>
@@ -5884,6 +5703,7 @@
           <w:color w:val="D4D4D4"/>
           <w:sz w:val="21"/>
           <w:szCs w:val="21"/>
+          <w:lang w:val="en-US"/>
         </w:rPr>
         <w:t>=</w:t>
       </w:r>
@@ -5893,6 +5713,7 @@
           <w:color w:val="CCCCCC"/>
           <w:sz w:val="21"/>
           <w:szCs w:val="21"/>
+          <w:lang w:val="en-US"/>
         </w:rPr>
         <w:t xml:space="preserve"> </w:t>
       </w:r>
@@ -5902,6 +5723,7 @@
           <w:color w:val="B5CEA8"/>
           <w:sz w:val="21"/>
           <w:szCs w:val="21"/>
+          <w:lang w:val="en-US"/>
         </w:rPr>
         <w:t>0</w:t>
       </w:r>
@@ -5915,34 +5737,36 @@
           <w:color w:val="CCCCCC"/>
           <w:sz w:val="21"/>
           <w:szCs w:val="21"/>
-        </w:rPr>
-      </w:pPr>
-      <w:r>
-        <w:rPr>
-          <w:rFonts w:ascii="Consolas" w:hAnsi="Consolas"/>
-          <w:color w:val="CCCCCC"/>
-          <w:sz w:val="21"/>
-          <w:szCs w:val="21"/>
+          <w:lang w:val="en-US"/>
+        </w:rPr>
+      </w:pPr>
+      <w:r>
+        <w:rPr>
+          <w:rFonts w:ascii="Consolas" w:hAnsi="Consolas"/>
+          <w:color w:val="CCCCCC"/>
+          <w:sz w:val="21"/>
+          <w:szCs w:val="21"/>
+          <w:lang w:val="en-US"/>
         </w:rPr>
         <w:t xml:space="preserve">    </w:t>
       </w:r>
-      <w:proofErr w:type="spellStart"/>
       <w:r>
         <w:rPr>
           <w:rFonts w:ascii="Consolas" w:hAnsi="Consolas"/>
           <w:color w:val="C586C0"/>
           <w:sz w:val="21"/>
           <w:szCs w:val="21"/>
+          <w:lang w:val="en-US"/>
         </w:rPr>
         <w:t>for</w:t>
       </w:r>
-      <w:proofErr w:type="spellEnd"/>
-      <w:r>
-        <w:rPr>
-          <w:rFonts w:ascii="Consolas" w:hAnsi="Consolas"/>
-          <w:color w:val="CCCCCC"/>
-          <w:sz w:val="21"/>
-          <w:szCs w:val="21"/>
+      <w:r>
+        <w:rPr>
+          <w:rFonts w:ascii="Consolas" w:hAnsi="Consolas"/>
+          <w:color w:val="CCCCCC"/>
+          <w:sz w:val="21"/>
+          <w:szCs w:val="21"/>
+          <w:lang w:val="en-US"/>
         </w:rPr>
         <w:t xml:space="preserve"> </w:t>
       </w:r>
@@ -5952,6 +5776,7 @@
           <w:color w:val="9CDCFE"/>
           <w:sz w:val="21"/>
           <w:szCs w:val="21"/>
+          <w:lang w:val="en-US"/>
         </w:rPr>
         <w:t>i</w:t>
       </w:r>
@@ -5961,6 +5786,7 @@
           <w:color w:val="CCCCCC"/>
           <w:sz w:val="21"/>
           <w:szCs w:val="21"/>
+          <w:lang w:val="en-US"/>
         </w:rPr>
         <w:t xml:space="preserve">, </w:t>
       </w:r>
@@ -5970,6 +5796,7 @@
           <w:color w:val="9CDCFE"/>
           <w:sz w:val="21"/>
           <w:szCs w:val="21"/>
+          <w:lang w:val="en-US"/>
         </w:rPr>
         <w:t>p</w:t>
       </w:r>
@@ -5979,46 +5806,47 @@
           <w:color w:val="CCCCCC"/>
           <w:sz w:val="21"/>
           <w:szCs w:val="21"/>
+          <w:lang w:val="en-US"/>
         </w:rPr>
         <w:t xml:space="preserve"> </w:t>
       </w:r>
-      <w:proofErr w:type="spellStart"/>
       <w:r>
         <w:rPr>
           <w:rFonts w:ascii="Consolas" w:hAnsi="Consolas"/>
           <w:color w:val="C586C0"/>
           <w:sz w:val="21"/>
           <w:szCs w:val="21"/>
+          <w:lang w:val="en-US"/>
         </w:rPr>
         <w:t>in</w:t>
       </w:r>
-      <w:proofErr w:type="spellEnd"/>
-      <w:r>
-        <w:rPr>
-          <w:rFonts w:ascii="Consolas" w:hAnsi="Consolas"/>
-          <w:color w:val="CCCCCC"/>
-          <w:sz w:val="21"/>
-          <w:szCs w:val="21"/>
+      <w:r>
+        <w:rPr>
+          <w:rFonts w:ascii="Consolas" w:hAnsi="Consolas"/>
+          <w:color w:val="CCCCCC"/>
+          <w:sz w:val="21"/>
+          <w:szCs w:val="21"/>
+          <w:lang w:val="en-US"/>
         </w:rPr>
         <w:t xml:space="preserve"> </w:t>
       </w:r>
-      <w:proofErr w:type="spellStart"/>
       <w:r>
         <w:rPr>
           <w:rFonts w:ascii="Consolas" w:hAnsi="Consolas"/>
           <w:color w:val="4EC9B0"/>
           <w:sz w:val="21"/>
           <w:szCs w:val="21"/>
+          <w:lang w:val="en-US"/>
         </w:rPr>
         <w:t>enumerate</w:t>
       </w:r>
-      <w:proofErr w:type="spellEnd"/>
-      <w:r>
-        <w:rPr>
-          <w:rFonts w:ascii="Consolas" w:hAnsi="Consolas"/>
-          <w:color w:val="CCCCCC"/>
-          <w:sz w:val="21"/>
-          <w:szCs w:val="21"/>
+      <w:r>
+        <w:rPr>
+          <w:rFonts w:ascii="Consolas" w:hAnsi="Consolas"/>
+          <w:color w:val="CCCCCC"/>
+          <w:sz w:val="21"/>
+          <w:szCs w:val="21"/>
+          <w:lang w:val="en-US"/>
         </w:rPr>
         <w:t>(</w:t>
       </w:r>
@@ -6028,6 +5856,7 @@
           <w:color w:val="9CDCFE"/>
           <w:sz w:val="21"/>
           <w:szCs w:val="21"/>
+          <w:lang w:val="en-US"/>
         </w:rPr>
         <w:t>P_</w:t>
       </w:r>
@@ -6037,6 +5866,7 @@
           <w:color w:val="CCCCCC"/>
           <w:sz w:val="21"/>
           <w:szCs w:val="21"/>
+          <w:lang w:val="en-US"/>
         </w:rPr>
         <w:t>):</w:t>
       </w:r>
@@ -6059,6 +5889,7 @@
           <w:color w:val="CCCCCC"/>
           <w:sz w:val="21"/>
           <w:szCs w:val="21"/>
+          <w:lang w:val="en-US"/>
         </w:rPr>
         <w:t xml:space="preserve">        </w:t>
       </w:r>
@@ -6162,7 +5993,6 @@
         </w:rPr>
         <w:t>[</w:t>
       </w:r>
-      <w:proofErr w:type="spellStart"/>
       <w:r>
         <w:rPr>
           <w:rFonts w:ascii="Consolas" w:hAnsi="Consolas"/>
@@ -6173,7 +6003,6 @@
         </w:rPr>
         <w:t>i</w:t>
       </w:r>
-      <w:proofErr w:type="spellEnd"/>
       <w:r>
         <w:rPr>
           <w:rFonts w:ascii="Consolas" w:hAnsi="Consolas"/>
@@ -6372,7 +6201,6 @@
           <w:szCs w:val="21"/>
         </w:rPr>
       </w:pPr>
-      <w:proofErr w:type="spellStart"/>
       <w:r>
         <w:rPr>
           <w:rFonts w:ascii="Consolas" w:hAnsi="Consolas"/>
@@ -6383,7 +6211,6 @@
         <w:lastRenderedPageBreak/>
         <w:t>def</w:t>
       </w:r>
-      <w:proofErr w:type="spellEnd"/>
       <w:r>
         <w:rPr>
           <w:rFonts w:ascii="Consolas" w:hAnsi="Consolas"/>
@@ -6737,7 +6564,6 @@
         </w:rPr>
         <w:t xml:space="preserve"> </w:t>
       </w:r>
-      <w:proofErr w:type="spellStart"/>
       <w:r>
         <w:rPr>
           <w:rFonts w:ascii="Consolas" w:hAnsi="Consolas"/>
@@ -6748,7 +6574,6 @@
         </w:rPr>
         <w:t>i</w:t>
       </w:r>
-      <w:proofErr w:type="spellEnd"/>
       <w:r>
         <w:rPr>
           <w:rFonts w:ascii="Consolas" w:hAnsi="Consolas"/>
@@ -6849,6 +6674,7 @@
           <w:color w:val="CCCCCC"/>
           <w:sz w:val="21"/>
           <w:szCs w:val="21"/>
+          <w:lang w:val="en-US"/>
         </w:rPr>
       </w:pPr>
       <w:r>
@@ -6867,6 +6693,7 @@
           <w:color w:val="9CDCFE"/>
           <w:sz w:val="21"/>
           <w:szCs w:val="21"/>
+          <w:lang w:val="en-US"/>
         </w:rPr>
         <w:t>d</w:t>
       </w:r>
@@ -6876,6 +6703,7 @@
           <w:color w:val="CCCCCC"/>
           <w:sz w:val="21"/>
           <w:szCs w:val="21"/>
+          <w:lang w:val="en-US"/>
         </w:rPr>
         <w:t xml:space="preserve"> </w:t>
       </w:r>
@@ -6885,6 +6713,7 @@
           <w:color w:val="D4D4D4"/>
           <w:sz w:val="21"/>
           <w:szCs w:val="21"/>
+          <w:lang w:val="en-US"/>
         </w:rPr>
         <w:t>+=</w:t>
       </w:r>
@@ -6894,6 +6723,7 @@
           <w:color w:val="CCCCCC"/>
           <w:sz w:val="21"/>
           <w:szCs w:val="21"/>
+          <w:lang w:val="en-US"/>
         </w:rPr>
         <w:t xml:space="preserve"> ((</w:t>
       </w:r>
@@ -6903,6 +6733,7 @@
           <w:color w:val="B5CEA8"/>
           <w:sz w:val="21"/>
           <w:szCs w:val="21"/>
+          <w:lang w:val="en-US"/>
         </w:rPr>
         <w:t>0.5</w:t>
       </w:r>
@@ -6912,6 +6743,7 @@
           <w:color w:val="CCCCCC"/>
           <w:sz w:val="21"/>
           <w:szCs w:val="21"/>
+          <w:lang w:val="en-US"/>
         </w:rPr>
         <w:t xml:space="preserve"> </w:t>
       </w:r>
@@ -6921,6 +6753,7 @@
           <w:color w:val="D4D4D4"/>
           <w:sz w:val="21"/>
           <w:szCs w:val="21"/>
+          <w:lang w:val="en-US"/>
         </w:rPr>
         <w:t>*</w:t>
       </w:r>
@@ -6930,6 +6763,7 @@
           <w:color w:val="CCCCCC"/>
           <w:sz w:val="21"/>
           <w:szCs w:val="21"/>
+          <w:lang w:val="en-US"/>
         </w:rPr>
         <w:t xml:space="preserve"> (</w:t>
       </w:r>
@@ -6939,6 +6773,7 @@
           <w:color w:val="9CDCFE"/>
           <w:sz w:val="21"/>
           <w:szCs w:val="21"/>
+          <w:lang w:val="en-US"/>
         </w:rPr>
         <w:t>J</w:t>
       </w:r>
@@ -6948,6 +6783,7 @@
           <w:color w:val="CCCCCC"/>
           <w:sz w:val="21"/>
           <w:szCs w:val="21"/>
+          <w:lang w:val="en-US"/>
         </w:rPr>
         <w:t>[</w:t>
       </w:r>
@@ -6957,6 +6793,7 @@
           <w:color w:val="9CDCFE"/>
           <w:sz w:val="21"/>
           <w:szCs w:val="21"/>
+          <w:lang w:val="en-US"/>
         </w:rPr>
         <w:t>i</w:t>
       </w:r>
@@ -6966,6 +6803,7 @@
           <w:color w:val="CCCCCC"/>
           <w:sz w:val="21"/>
           <w:szCs w:val="21"/>
+          <w:lang w:val="en-US"/>
         </w:rPr>
         <w:t xml:space="preserve">] </w:t>
       </w:r>
@@ -6975,6 +6813,7 @@
           <w:color w:val="D4D4D4"/>
           <w:sz w:val="21"/>
           <w:szCs w:val="21"/>
+          <w:lang w:val="en-US"/>
         </w:rPr>
         <w:t>+</w:t>
       </w:r>
@@ -6984,6 +6823,7 @@
           <w:color w:val="CCCCCC"/>
           <w:sz w:val="21"/>
           <w:szCs w:val="21"/>
+          <w:lang w:val="en-US"/>
         </w:rPr>
         <w:t xml:space="preserve"> </w:t>
       </w:r>
@@ -6993,6 +6833,7 @@
           <w:color w:val="9CDCFE"/>
           <w:sz w:val="21"/>
           <w:szCs w:val="21"/>
+          <w:lang w:val="en-US"/>
         </w:rPr>
         <w:t>J</w:t>
       </w:r>
@@ -7002,6 +6843,7 @@
           <w:color w:val="CCCCCC"/>
           <w:sz w:val="21"/>
           <w:szCs w:val="21"/>
+          <w:lang w:val="en-US"/>
         </w:rPr>
         <w:t>[</w:t>
       </w:r>
@@ -7011,6 +6853,7 @@
           <w:color w:val="9CDCFE"/>
           <w:sz w:val="21"/>
           <w:szCs w:val="21"/>
+          <w:lang w:val="en-US"/>
         </w:rPr>
         <w:t>i</w:t>
       </w:r>
@@ -7020,6 +6863,7 @@
           <w:color w:val="D4D4D4"/>
           <w:sz w:val="21"/>
           <w:szCs w:val="21"/>
+          <w:lang w:val="en-US"/>
         </w:rPr>
         <w:t>+</w:t>
       </w:r>
@@ -7029,6 +6873,7 @@
           <w:color w:val="B5CEA8"/>
           <w:sz w:val="21"/>
           <w:szCs w:val="21"/>
+          <w:lang w:val="en-US"/>
         </w:rPr>
         <w:t>1</w:t>
       </w:r>
@@ -7038,6 +6883,7 @@
           <w:color w:val="CCCCCC"/>
           <w:sz w:val="21"/>
           <w:szCs w:val="21"/>
+          <w:lang w:val="en-US"/>
         </w:rPr>
         <w:t xml:space="preserve">])) </w:t>
       </w:r>
@@ -7047,6 +6893,7 @@
           <w:color w:val="D4D4D4"/>
           <w:sz w:val="21"/>
           <w:szCs w:val="21"/>
+          <w:lang w:val="en-US"/>
         </w:rPr>
         <w:t>**</w:t>
       </w:r>
@@ -7056,6 +6903,7 @@
           <w:color w:val="CCCCCC"/>
           <w:sz w:val="21"/>
           <w:szCs w:val="21"/>
+          <w:lang w:val="en-US"/>
         </w:rPr>
         <w:t xml:space="preserve"> </w:t>
       </w:r>
@@ -7065,6 +6913,7 @@
           <w:color w:val="B5CEA8"/>
           <w:sz w:val="21"/>
           <w:szCs w:val="21"/>
+          <w:lang w:val="en-US"/>
         </w:rPr>
         <w:t>2</w:t>
       </w:r>
@@ -7074,6 +6923,7 @@
           <w:color w:val="CCCCCC"/>
           <w:sz w:val="21"/>
           <w:szCs w:val="21"/>
+          <w:lang w:val="en-US"/>
         </w:rPr>
         <w:t xml:space="preserve">) </w:t>
       </w:r>
@@ -7083,6 +6933,7 @@
           <w:color w:val="D4D4D4"/>
           <w:sz w:val="21"/>
           <w:szCs w:val="21"/>
+          <w:lang w:val="en-US"/>
         </w:rPr>
         <w:t>*</w:t>
       </w:r>
@@ -7092,6 +6943,7 @@
           <w:color w:val="CCCCCC"/>
           <w:sz w:val="21"/>
           <w:szCs w:val="21"/>
+          <w:lang w:val="en-US"/>
         </w:rPr>
         <w:t xml:space="preserve"> </w:t>
       </w:r>
@@ -7101,6 +6953,7 @@
           <w:color w:val="9CDCFE"/>
           <w:sz w:val="21"/>
           <w:szCs w:val="21"/>
+          <w:lang w:val="en-US"/>
         </w:rPr>
         <w:t>p</w:t>
       </w:r>
@@ -7114,14 +6967,16 @@
           <w:color w:val="CCCCCC"/>
           <w:sz w:val="21"/>
           <w:szCs w:val="21"/>
-        </w:rPr>
-      </w:pPr>
-      <w:r>
-        <w:rPr>
-          <w:rFonts w:ascii="Consolas" w:hAnsi="Consolas"/>
-          <w:color w:val="CCCCCC"/>
-          <w:sz w:val="21"/>
-          <w:szCs w:val="21"/>
+          <w:lang w:val="en-US"/>
+        </w:rPr>
+      </w:pPr>
+      <w:r>
+        <w:rPr>
+          <w:rFonts w:ascii="Consolas" w:hAnsi="Consolas"/>
+          <w:color w:val="CCCCCC"/>
+          <w:sz w:val="21"/>
+          <w:szCs w:val="21"/>
+          <w:lang w:val="en-US"/>
         </w:rPr>
         <w:t xml:space="preserve">    </w:t>
       </w:r>
@@ -7131,6 +6986,7 @@
           <w:color w:val="9CDCFE"/>
           <w:sz w:val="21"/>
           <w:szCs w:val="21"/>
+          <w:lang w:val="en-US"/>
         </w:rPr>
         <w:t>d</w:t>
       </w:r>
@@ -7140,6 +6996,7 @@
           <w:color w:val="CCCCCC"/>
           <w:sz w:val="21"/>
           <w:szCs w:val="21"/>
+          <w:lang w:val="en-US"/>
         </w:rPr>
         <w:t xml:space="preserve"> </w:t>
       </w:r>
@@ -7149,6 +7006,7 @@
           <w:color w:val="D4D4D4"/>
           <w:sz w:val="21"/>
           <w:szCs w:val="21"/>
+          <w:lang w:val="en-US"/>
         </w:rPr>
         <w:t>-=</w:t>
       </w:r>
@@ -7158,6 +7016,7 @@
           <w:color w:val="CCCCCC"/>
           <w:sz w:val="21"/>
           <w:szCs w:val="21"/>
+          <w:lang w:val="en-US"/>
         </w:rPr>
         <w:t xml:space="preserve"> </w:t>
       </w:r>
@@ -7167,6 +7026,7 @@
           <w:color w:val="9CDCFE"/>
           <w:sz w:val="21"/>
           <w:szCs w:val="21"/>
+          <w:lang w:val="en-US"/>
         </w:rPr>
         <w:t>m</w:t>
       </w:r>
@@ -7176,6 +7036,7 @@
           <w:color w:val="CCCCCC"/>
           <w:sz w:val="21"/>
           <w:szCs w:val="21"/>
+          <w:lang w:val="en-US"/>
         </w:rPr>
         <w:t xml:space="preserve"> </w:t>
       </w:r>
@@ -7185,6 +7046,7 @@
           <w:color w:val="D4D4D4"/>
           <w:sz w:val="21"/>
           <w:szCs w:val="21"/>
+          <w:lang w:val="en-US"/>
         </w:rPr>
         <w:t>**</w:t>
       </w:r>
@@ -7194,6 +7056,7 @@
           <w:color w:val="CCCCCC"/>
           <w:sz w:val="21"/>
           <w:szCs w:val="21"/>
+          <w:lang w:val="en-US"/>
         </w:rPr>
         <w:t xml:space="preserve"> </w:t>
       </w:r>
@@ -7203,6 +7066,7 @@
           <w:color w:val="B5CEA8"/>
           <w:sz w:val="21"/>
           <w:szCs w:val="21"/>
+          <w:lang w:val="en-US"/>
         </w:rPr>
         <w:t>2</w:t>
       </w:r>
@@ -7225,6 +7089,7 @@
           <w:color w:val="CCCCCC"/>
           <w:sz w:val="21"/>
           <w:szCs w:val="21"/>
+          <w:lang w:val="en-US"/>
         </w:rPr>
         <w:t xml:space="preserve">    </w:t>
       </w:r>
@@ -7281,7 +7146,6 @@
           <w:color w:val="CCCCCC"/>
           <w:sz w:val="21"/>
           <w:szCs w:val="21"/>
-          <w:lang w:val="en-US"/>
         </w:rPr>
       </w:pPr>
       <w:r>
@@ -7300,7 +7164,6 @@
           <w:color w:val="CCCCCC"/>
           <w:sz w:val="21"/>
           <w:szCs w:val="21"/>
-          <w:lang w:val="en-US"/>
         </w:rPr>
         <w:t xml:space="preserve"> </w:t>
       </w:r>
@@ -7320,7 +7183,6 @@
           <w:color w:val="CCCCCC"/>
           <w:sz w:val="21"/>
           <w:szCs w:val="21"/>
-          <w:lang w:val="en-US"/>
         </w:rPr>
         <w:t>(</w:t>
       </w:r>
@@ -7340,7 +7202,6 @@
           <w:color w:val="CCCCCC"/>
           <w:sz w:val="21"/>
           <w:szCs w:val="21"/>
-          <w:lang w:val="en-US"/>
         </w:rPr>
         <w:t xml:space="preserve">, </w:t>
       </w:r>
@@ -7352,15 +7213,23 @@
           <w:szCs w:val="21"/>
           <w:lang w:val="en-US"/>
         </w:rPr>
-        <w:t>P_</w:t>
-      </w:r>
-      <w:r>
-        <w:rPr>
-          <w:rFonts w:ascii="Consolas" w:hAnsi="Consolas"/>
-          <w:color w:val="CCCCCC"/>
-          <w:sz w:val="21"/>
-          <w:szCs w:val="21"/>
-          <w:lang w:val="en-US"/>
+        <w:t>P</w:t>
+      </w:r>
+      <w:r>
+        <w:rPr>
+          <w:rFonts w:ascii="Consolas" w:hAnsi="Consolas"/>
+          <w:color w:val="9CDCFE"/>
+          <w:sz w:val="21"/>
+          <w:szCs w:val="21"/>
+        </w:rPr>
+        <w:t>_</w:t>
+      </w:r>
+      <w:r>
+        <w:rPr>
+          <w:rFonts w:ascii="Consolas" w:hAnsi="Consolas"/>
+          <w:color w:val="CCCCCC"/>
+          <w:sz w:val="21"/>
+          <w:szCs w:val="21"/>
         </w:rPr>
         <w:t>):</w:t>
       </w:r>
@@ -7374,18 +7243,45 @@
           <w:color w:val="CCCCCC"/>
           <w:sz w:val="21"/>
           <w:szCs w:val="21"/>
-          <w:lang w:val="en-US"/>
-        </w:rPr>
-      </w:pPr>
-      <w:r>
-        <w:rPr>
-          <w:rFonts w:ascii="Consolas" w:hAnsi="Consolas"/>
-          <w:color w:val="CCCCCC"/>
-          <w:sz w:val="21"/>
-          <w:szCs w:val="21"/>
-          <w:lang w:val="en-US"/>
-        </w:rPr>
-        <w:t xml:space="preserve">    </w:t>
+        </w:rPr>
+      </w:pPr>
+      <w:r>
+        <w:rPr>
+          <w:rFonts w:ascii="Consolas" w:hAnsi="Consolas"/>
+          <w:color w:val="CCCCCC"/>
+          <w:sz w:val="21"/>
+          <w:szCs w:val="21"/>
+          <w:lang w:val="en-US"/>
+        </w:rPr>
+        <w:t> </w:t>
+      </w:r>
+      <w:r>
+        <w:rPr>
+          <w:rFonts w:ascii="Consolas" w:hAnsi="Consolas"/>
+          <w:color w:val="CCCCCC"/>
+          <w:sz w:val="21"/>
+          <w:szCs w:val="21"/>
+        </w:rPr>
+        <w:t xml:space="preserve"> </w:t>
+      </w:r>
+      <w:r>
+        <w:rPr>
+          <w:rFonts w:ascii="Consolas" w:hAnsi="Consolas"/>
+          <w:color w:val="CCCCCC"/>
+          <w:sz w:val="21"/>
+          <w:szCs w:val="21"/>
+          <w:lang w:val="en-US"/>
+        </w:rPr>
+        <w:t> </w:t>
+      </w:r>
+      <w:r>
+        <w:rPr>
+          <w:rFonts w:ascii="Consolas" w:hAnsi="Consolas"/>
+          <w:color w:val="CCCCCC"/>
+          <w:sz w:val="21"/>
+          <w:szCs w:val="21"/>
+        </w:rPr>
+        <w:t xml:space="preserve"> </w:t>
       </w:r>
       <w:r>
         <w:rPr>
@@ -7393,7 +7289,6 @@
           <w:color w:val="CE9178"/>
           <w:sz w:val="21"/>
           <w:szCs w:val="21"/>
-          <w:lang w:val="en-US"/>
         </w:rPr>
         <w:t>"""</w:t>
       </w:r>
@@ -7412,7 +7307,6 @@
           <w:color w:val="CE9178"/>
           <w:sz w:val="21"/>
           <w:szCs w:val="21"/>
-          <w:lang w:val="en-US"/>
         </w:rPr>
         <w:t xml:space="preserve"> </w:t>
       </w:r>
@@ -7431,7 +7325,6 @@
           <w:color w:val="CE9178"/>
           <w:sz w:val="21"/>
           <w:szCs w:val="21"/>
-          <w:lang w:val="en-US"/>
         </w:rPr>
         <w:t xml:space="preserve"> </w:t>
       </w:r>
@@ -7450,7 +7343,6 @@
           <w:color w:val="CE9178"/>
           <w:sz w:val="21"/>
           <w:szCs w:val="21"/>
-          <w:lang w:val="en-US"/>
         </w:rPr>
         <w:t>"""</w:t>
       </w:r>
@@ -7475,7 +7367,35 @@
           <w:szCs w:val="21"/>
           <w:lang w:val="en-US"/>
         </w:rPr>
-        <w:t xml:space="preserve">    </w:t>
+        <w:t> </w:t>
+      </w:r>
+      <w:r>
+        <w:rPr>
+          <w:rFonts w:ascii="Consolas" w:hAnsi="Consolas"/>
+          <w:color w:val="CCCCCC"/>
+          <w:sz w:val="21"/>
+          <w:szCs w:val="21"/>
+        </w:rPr>
+        <w:t xml:space="preserve"> </w:t>
+      </w:r>
+      <w:r>
+        <w:rPr>
+          <w:rFonts w:ascii="Consolas" w:hAnsi="Consolas"/>
+          <w:color w:val="CCCCCC"/>
+          <w:sz w:val="21"/>
+          <w:szCs w:val="21"/>
+          <w:lang w:val="en-US"/>
+        </w:rPr>
+        <w:t> </w:t>
+      </w:r>
+      <w:r>
+        <w:rPr>
+          <w:rFonts w:ascii="Consolas" w:hAnsi="Consolas"/>
+          <w:color w:val="CCCCCC"/>
+          <w:sz w:val="21"/>
+          <w:szCs w:val="21"/>
+        </w:rPr>
+        <w:t xml:space="preserve"> </w:t>
       </w:r>
       <w:r>
         <w:rPr>
@@ -7497,7 +7417,6 @@
         </w:rPr>
         <w:t xml:space="preserve"> </w:t>
       </w:r>
-      <w:proofErr w:type="spellStart"/>
       <w:r>
         <w:rPr>
           <w:rFonts w:ascii="Consolas" w:hAnsi="Consolas"/>
@@ -7528,7 +7447,6 @@
         </w:rPr>
         <w:t>sqrt</w:t>
       </w:r>
-      <w:proofErr w:type="spellEnd"/>
       <w:r>
         <w:rPr>
           <w:rFonts w:ascii="Consolas" w:hAnsi="Consolas"/>
@@ -7851,7 +7769,6 @@
           <w:lang w:val="en-US"/>
         </w:rPr>
       </w:pPr>
-      <w:proofErr w:type="spellStart"/>
       <w:r>
         <w:rPr>
           <w:rFonts w:ascii="Consolas" w:hAnsi="Consolas"/>
@@ -7862,7 +7779,6 @@
         </w:rPr>
         <w:t>sko</w:t>
       </w:r>
-      <w:proofErr w:type="spellEnd"/>
       <w:r>
         <w:rPr>
           <w:rFonts w:ascii="Consolas" w:hAnsi="Consolas"/>
@@ -7978,7 +7894,6 @@
           <w:szCs w:val="21"/>
         </w:rPr>
       </w:pPr>
-      <w:proofErr w:type="spellStart"/>
       <w:r>
         <w:rPr>
           <w:rFonts w:ascii="Consolas" w:hAnsi="Consolas"/>
@@ -7988,7 +7903,6 @@
         </w:rPr>
         <w:t>print</w:t>
       </w:r>
-      <w:proofErr w:type="spellEnd"/>
       <w:r>
         <w:rPr>
           <w:rFonts w:ascii="Consolas" w:hAnsi="Consolas"/>
@@ -7998,7 +7912,6 @@
         </w:rPr>
         <w:t>(</w:t>
       </w:r>
-      <w:proofErr w:type="spellStart"/>
       <w:r>
         <w:rPr>
           <w:rFonts w:ascii="Consolas" w:hAnsi="Consolas"/>
@@ -8015,17 +7928,7 @@
           <w:sz w:val="21"/>
           <w:szCs w:val="21"/>
         </w:rPr>
-        <w:t>"Мат</w:t>
-      </w:r>
-      <w:proofErr w:type="spellEnd"/>
-      <w:r>
-        <w:rPr>
-          <w:rFonts w:ascii="Consolas" w:hAnsi="Consolas"/>
-          <w:color w:val="CE9178"/>
-          <w:sz w:val="21"/>
-          <w:szCs w:val="21"/>
-        </w:rPr>
-        <w:t xml:space="preserve">. ожидание: </w:t>
+        <w:t xml:space="preserve">"Мат. ожидание: </w:t>
       </w:r>
       <w:r>
         <w:rPr>
@@ -8084,7 +7987,6 @@
           <w:szCs w:val="21"/>
         </w:rPr>
       </w:pPr>
-      <w:proofErr w:type="spellStart"/>
       <w:r>
         <w:rPr>
           <w:rFonts w:ascii="Consolas" w:hAnsi="Consolas"/>
@@ -8094,7 +7996,6 @@
         </w:rPr>
         <w:t>print</w:t>
       </w:r>
-      <w:proofErr w:type="spellEnd"/>
       <w:r>
         <w:rPr>
           <w:rFonts w:ascii="Consolas" w:hAnsi="Consolas"/>
@@ -8104,7 +8005,6 @@
         </w:rPr>
         <w:t>(</w:t>
       </w:r>
-      <w:proofErr w:type="spellStart"/>
       <w:r>
         <w:rPr>
           <w:rFonts w:ascii="Consolas" w:hAnsi="Consolas"/>
@@ -8121,17 +8021,7 @@
           <w:sz w:val="21"/>
           <w:szCs w:val="21"/>
         </w:rPr>
-        <w:t>"Дисперсия</w:t>
-      </w:r>
-      <w:proofErr w:type="spellEnd"/>
-      <w:r>
-        <w:rPr>
-          <w:rFonts w:ascii="Consolas" w:hAnsi="Consolas"/>
-          <w:color w:val="CE9178"/>
-          <w:sz w:val="21"/>
-          <w:szCs w:val="21"/>
-        </w:rPr>
-        <w:t xml:space="preserve">: </w:t>
+        <w:t xml:space="preserve">"Дисперсия: </w:t>
       </w:r>
       <w:r>
         <w:rPr>
@@ -8190,7 +8080,6 @@
           <w:szCs w:val="21"/>
         </w:rPr>
       </w:pPr>
-      <w:proofErr w:type="spellStart"/>
       <w:r>
         <w:rPr>
           <w:rFonts w:ascii="Consolas" w:hAnsi="Consolas"/>
@@ -8200,7 +8089,6 @@
         </w:rPr>
         <w:t>print</w:t>
       </w:r>
-      <w:proofErr w:type="spellEnd"/>
       <w:r>
         <w:rPr>
           <w:rFonts w:ascii="Consolas" w:hAnsi="Consolas"/>
@@ -8210,7 +8098,6 @@
         </w:rPr>
         <w:t>(</w:t>
       </w:r>
-      <w:proofErr w:type="spellStart"/>
       <w:r>
         <w:rPr>
           <w:rFonts w:ascii="Consolas" w:hAnsi="Consolas"/>
@@ -8227,17 +8114,7 @@
           <w:sz w:val="21"/>
           <w:szCs w:val="21"/>
         </w:rPr>
-        <w:t>"СКО</w:t>
-      </w:r>
-      <w:proofErr w:type="spellEnd"/>
-      <w:r>
-        <w:rPr>
-          <w:rFonts w:ascii="Consolas" w:hAnsi="Consolas"/>
-          <w:color w:val="CE9178"/>
-          <w:sz w:val="21"/>
-          <w:szCs w:val="21"/>
-        </w:rPr>
-        <w:t xml:space="preserve">: </w:t>
+        <w:t xml:space="preserve">"СКО: </w:t>
       </w:r>
       <w:r>
         <w:rPr>
@@ -8248,7 +8125,6 @@
         </w:rPr>
         <w:t>{</w:t>
       </w:r>
-      <w:proofErr w:type="spellStart"/>
       <w:r>
         <w:rPr>
           <w:rFonts w:ascii="Consolas" w:hAnsi="Consolas"/>
@@ -8258,7 +8134,6 @@
         </w:rPr>
         <w:t>sko</w:t>
       </w:r>
-      <w:proofErr w:type="spellEnd"/>
       <w:r>
         <w:rPr>
           <w:rFonts w:ascii="Consolas" w:hAnsi="Consolas"/>
@@ -8331,7 +8206,6 @@
         </w:rPr>
         <w:t xml:space="preserve"> </w:t>
       </w:r>
-      <w:proofErr w:type="spellStart"/>
       <w:r>
         <w:rPr>
           <w:rFonts w:ascii="Consolas" w:hAnsi="Consolas"/>
@@ -8342,7 +8216,6 @@
         </w:rPr>
         <w:t>f_approx</w:t>
       </w:r>
-      <w:proofErr w:type="spellEnd"/>
       <w:r>
         <w:rPr>
           <w:rFonts w:ascii="Consolas" w:hAnsi="Consolas"/>
@@ -8393,7 +8266,6 @@
         </w:rPr>
         <w:t xml:space="preserve">, </w:t>
       </w:r>
-      <w:proofErr w:type="spellStart"/>
       <w:r>
         <w:rPr>
           <w:rFonts w:ascii="Consolas" w:hAnsi="Consolas"/>
@@ -8404,7 +8276,6 @@
         </w:rPr>
         <w:t>sko</w:t>
       </w:r>
-      <w:proofErr w:type="spellEnd"/>
       <w:r>
         <w:rPr>
           <w:rFonts w:ascii="Consolas" w:hAnsi="Consolas"/>
@@ -8569,7 +8440,6 @@
         </w:rPr>
         <w:t xml:space="preserve"> (</w:t>
       </w:r>
-      <w:proofErr w:type="spellStart"/>
       <w:r>
         <w:rPr>
           <w:rFonts w:ascii="Consolas" w:hAnsi="Consolas"/>
@@ -8580,7 +8450,6 @@
         </w:rPr>
         <w:t>sko</w:t>
       </w:r>
-      <w:proofErr w:type="spellEnd"/>
       <w:r>
         <w:rPr>
           <w:rFonts w:ascii="Consolas" w:hAnsi="Consolas"/>
@@ -8611,7 +8480,6 @@
         </w:rPr>
         <w:t xml:space="preserve"> </w:t>
       </w:r>
-      <w:proofErr w:type="spellStart"/>
       <w:r>
         <w:rPr>
           <w:rFonts w:ascii="Consolas" w:hAnsi="Consolas"/>
@@ -8642,7 +8510,6 @@
         </w:rPr>
         <w:t>sqrt</w:t>
       </w:r>
-      <w:proofErr w:type="spellEnd"/>
       <w:r>
         <w:rPr>
           <w:rFonts w:ascii="Consolas" w:hAnsi="Consolas"/>
@@ -8693,7 +8560,6 @@
         </w:rPr>
         <w:t xml:space="preserve"> </w:t>
       </w:r>
-      <w:proofErr w:type="spellStart"/>
       <w:r>
         <w:rPr>
           <w:rFonts w:ascii="Consolas" w:hAnsi="Consolas"/>
@@ -8724,7 +8590,6 @@
         </w:rPr>
         <w:t>pi</w:t>
       </w:r>
-      <w:proofErr w:type="spellEnd"/>
       <w:r>
         <w:rPr>
           <w:rFonts w:ascii="Consolas" w:hAnsi="Consolas"/>
@@ -8978,7 +8843,6 @@
         </w:rPr>
         <w:t xml:space="preserve"> (</w:t>
       </w:r>
-      <w:proofErr w:type="spellStart"/>
       <w:r>
         <w:rPr>
           <w:rFonts w:ascii="Consolas" w:hAnsi="Consolas"/>
@@ -8989,7 +8853,6 @@
         </w:rPr>
         <w:t>sko</w:t>
       </w:r>
-      <w:proofErr w:type="spellEnd"/>
       <w:r>
         <w:rPr>
           <w:rFonts w:ascii="Consolas" w:hAnsi="Consolas"/>
@@ -9143,7 +9006,6 @@
         </w:rPr>
         <w:t xml:space="preserve"> (</w:t>
       </w:r>
-      <w:proofErr w:type="spellStart"/>
       <w:r>
         <w:rPr>
           <w:rFonts w:ascii="Consolas" w:hAnsi="Consolas"/>
@@ -9174,7 +9036,6 @@
         </w:rPr>
         <w:t>e</w:t>
       </w:r>
-      <w:proofErr w:type="spellEnd"/>
       <w:r>
         <w:rPr>
           <w:rFonts w:ascii="Consolas" w:hAnsi="Consolas"/>
@@ -9324,7 +9185,6 @@
         </w:rPr>
         <w:t xml:space="preserve"> </w:t>
       </w:r>
-      <w:proofErr w:type="spellStart"/>
       <w:r>
         <w:rPr>
           <w:rFonts w:ascii="Consolas" w:hAnsi="Consolas"/>
@@ -9335,7 +9195,6 @@
         </w:rPr>
         <w:t>draw_normal</w:t>
       </w:r>
-      <w:proofErr w:type="spellEnd"/>
       <w:r>
         <w:rPr>
           <w:rFonts w:ascii="Consolas" w:hAnsi="Consolas"/>
@@ -9366,7 +9225,6 @@
         </w:rPr>
         <w:t xml:space="preserve">, </w:t>
       </w:r>
-      <w:proofErr w:type="spellStart"/>
       <w:r>
         <w:rPr>
           <w:rFonts w:ascii="Consolas" w:hAnsi="Consolas"/>
@@ -9377,7 +9235,6 @@
         </w:rPr>
         <w:t>sko</w:t>
       </w:r>
-      <w:proofErr w:type="spellEnd"/>
       <w:r>
         <w:rPr>
           <w:rFonts w:ascii="Consolas" w:hAnsi="Consolas"/>
@@ -9601,7 +9458,6 @@
         </w:rPr>
         <w:t xml:space="preserve"> </w:t>
       </w:r>
-      <w:proofErr w:type="spellStart"/>
       <w:r>
         <w:rPr>
           <w:rFonts w:ascii="Consolas" w:hAnsi="Consolas"/>
@@ -9632,7 +9488,6 @@
         </w:rPr>
         <w:t>arange</w:t>
       </w:r>
-      <w:proofErr w:type="spellEnd"/>
       <w:r>
         <w:rPr>
           <w:rFonts w:ascii="Consolas" w:hAnsi="Consolas"/>
@@ -9766,7 +9621,6 @@
         </w:rPr>
         <w:t xml:space="preserve"> [</w:t>
       </w:r>
-      <w:proofErr w:type="spellStart"/>
       <w:r>
         <w:rPr>
           <w:rFonts w:ascii="Consolas" w:hAnsi="Consolas"/>
@@ -9777,7 +9631,6 @@
         </w:rPr>
         <w:t>f_approx</w:t>
       </w:r>
-      <w:proofErr w:type="spellEnd"/>
       <w:r>
         <w:rPr>
           <w:rFonts w:ascii="Consolas" w:hAnsi="Consolas"/>
@@ -9828,7 +9681,6 @@
         </w:rPr>
         <w:t xml:space="preserve">, </w:t>
       </w:r>
-      <w:proofErr w:type="spellStart"/>
       <w:r>
         <w:rPr>
           <w:rFonts w:ascii="Consolas" w:hAnsi="Consolas"/>
@@ -9839,7 +9691,6 @@
         </w:rPr>
         <w:t>sko</w:t>
       </w:r>
-      <w:proofErr w:type="spellEnd"/>
       <w:r>
         <w:rPr>
           <w:rFonts w:ascii="Consolas" w:hAnsi="Consolas"/>
@@ -9953,7 +9804,6 @@
         </w:rPr>
         <w:t xml:space="preserve">    </w:t>
       </w:r>
-      <w:proofErr w:type="spellStart"/>
       <w:r>
         <w:rPr>
           <w:rFonts w:ascii="Consolas" w:hAnsi="Consolas"/>
@@ -9984,7 +9834,6 @@
         </w:rPr>
         <w:t>plot</w:t>
       </w:r>
-      <w:proofErr w:type="spellEnd"/>
       <w:r>
         <w:rPr>
           <w:rFonts w:ascii="Consolas" w:hAnsi="Consolas"/>
@@ -10101,7 +9950,6 @@
           <w:lang w:val="en-US"/>
         </w:rPr>
       </w:pPr>
-      <w:proofErr w:type="spellStart"/>
       <w:r>
         <w:rPr>
           <w:rFonts w:ascii="Consolas" w:hAnsi="Consolas"/>
@@ -10112,7 +9960,6 @@
         </w:rPr>
         <w:t>draw_normal</w:t>
       </w:r>
-      <w:proofErr w:type="spellEnd"/>
       <w:r>
         <w:rPr>
           <w:rFonts w:ascii="Consolas" w:hAnsi="Consolas"/>
@@ -10143,7 +9990,6 @@
         </w:rPr>
         <w:t xml:space="preserve">, </w:t>
       </w:r>
-      <w:proofErr w:type="spellStart"/>
       <w:r>
         <w:rPr>
           <w:rFonts w:ascii="Consolas" w:hAnsi="Consolas"/>
@@ -10154,7 +10000,6 @@
         </w:rPr>
         <w:t>sko</w:t>
       </w:r>
-      <w:proofErr w:type="spellEnd"/>
       <w:r>
         <w:rPr>
           <w:rFonts w:ascii="Consolas" w:hAnsi="Consolas"/>
@@ -10241,7 +10086,6 @@
           <w:lang w:val="en-US"/>
         </w:rPr>
       </w:pPr>
-      <w:proofErr w:type="spellStart"/>
       <w:r>
         <w:rPr>
           <w:rFonts w:ascii="Consolas" w:hAnsi="Consolas"/>
@@ -10272,7 +10116,6 @@
         </w:rPr>
         <w:t>show</w:t>
       </w:r>
-      <w:proofErr w:type="spellEnd"/>
       <w:r>
         <w:rPr>
           <w:rFonts w:ascii="Consolas" w:hAnsi="Consolas"/>
@@ -10376,6 +10219,7 @@
       </w:pPr>
       <w:r>
         <w:rPr>
+          <w:noProof/>
           <w:lang w:val="ru-RU"/>
         </w:rPr>
         <w:lastRenderedPageBreak/>
@@ -10733,28 +10577,7 @@
                   <w:rFonts w:ascii="Cambria Math" w:hAnsi="Cambria Math"/>
                   <w:lang w:val="ru-RU"/>
                 </w:rPr>
-                <m:t>0,0</m:t>
-              </m:r>
-              <m:r>
-                <w:rPr>
-                  <w:rFonts w:ascii="Cambria Math" w:hAnsi="Cambria Math"/>
-                  <w:lang w:val="ru-RU"/>
-                </w:rPr>
-                <m:t>25</m:t>
-              </m:r>
-              <m:r>
-                <w:rPr>
-                  <w:rFonts w:ascii="Cambria Math" w:hAnsi="Cambria Math"/>
-                  <w:lang w:val="ru-RU"/>
-                </w:rPr>
-                <m:t xml:space="preserve">; </m:t>
-              </m:r>
-              <m:r>
-                <w:rPr>
-                  <w:rFonts w:ascii="Cambria Math" w:hAnsi="Cambria Math"/>
-                  <w:lang w:val="ru-RU"/>
-                </w:rPr>
-                <m:t>4</m:t>
+                <m:t>0,025; 4</m:t>
               </m:r>
             </m:e>
           </m:d>
@@ -10763,14 +10586,7 @@
               <w:rFonts w:ascii="Cambria Math" w:hAnsi="Cambria Math"/>
               <w:lang w:val="ru-RU"/>
             </w:rPr>
-            <m:t>=</m:t>
-          </m:r>
-          <m:r>
-            <w:rPr>
-              <w:rFonts w:ascii="Cambria Math" w:hAnsi="Cambria Math"/>
-              <w:lang w:val="ru-RU"/>
-            </w:rPr>
-            <m:t>11,1</m:t>
+            <m:t>=11,1</m:t>
           </m:r>
         </m:oMath>
       </m:oMathPara>
@@ -10812,15 +10628,24 @@
     <w:p>
       <w:pPr>
         <w:pStyle w:val="default2"/>
-        <w:rPr>
-          <w:lang w:val="ru-RU"/>
-        </w:rPr>
-      </w:pPr>
-      <w:r>
-        <w:rPr>
-          <w:lang w:val="ru-RU"/>
-        </w:rPr>
-        <w:t>Код расчета:</w:t>
+      </w:pPr>
+      <w:r>
+        <w:rPr>
+          <w:lang w:val="ru-RU"/>
+        </w:rPr>
+        <w:t>Код</w:t>
+      </w:r>
+      <w:r>
+        <w:t xml:space="preserve"> </w:t>
+      </w:r>
+      <w:r>
+        <w:rPr>
+          <w:lang w:val="ru-RU"/>
+        </w:rPr>
+        <w:t>расчета</w:t>
+      </w:r>
+      <w:r>
+        <w:t>:</w:t>
       </w:r>
     </w:p>
     <w:p>
@@ -10918,7 +10743,6 @@
           <w:lang w:val="en-US"/>
         </w:rPr>
       </w:pPr>
-      <w:proofErr w:type="spellStart"/>
       <w:r>
         <w:rPr>
           <w:rFonts w:ascii="Consolas" w:hAnsi="Consolas"/>
@@ -10949,7 +10773,6 @@
         </w:rPr>
         <w:t>set_printoptions</w:t>
       </w:r>
-      <w:proofErr w:type="spellEnd"/>
       <w:r>
         <w:rPr>
           <w:rFonts w:ascii="Consolas" w:hAnsi="Consolas"/>
@@ -11025,7 +10848,6 @@
           <w:szCs w:val="21"/>
         </w:rPr>
       </w:pPr>
-      <w:proofErr w:type="spellStart"/>
       <w:r>
         <w:rPr>
           <w:rFonts w:ascii="Consolas" w:hAnsi="Consolas"/>
@@ -11035,7 +10857,6 @@
         </w:rPr>
         <w:t>def</w:t>
       </w:r>
-      <w:proofErr w:type="spellEnd"/>
       <w:r>
         <w:rPr>
           <w:rFonts w:ascii="Consolas" w:hAnsi="Consolas"/>
@@ -11132,7 +10953,6 @@
         </w:rPr>
         <w:t xml:space="preserve">    </w:t>
       </w:r>
-      <w:proofErr w:type="spellStart"/>
       <w:r>
         <w:rPr>
           <w:rFonts w:ascii="Consolas" w:hAnsi="Consolas"/>
@@ -11142,7 +10962,6 @@
         </w:rPr>
         <w:t>df</w:t>
       </w:r>
-      <w:proofErr w:type="spellEnd"/>
       <w:r>
         <w:rPr>
           <w:rFonts w:ascii="Consolas" w:hAnsi="Consolas"/>
@@ -11170,7 +10989,6 @@
         </w:rPr>
         <w:t xml:space="preserve"> </w:t>
       </w:r>
-      <w:proofErr w:type="spellStart"/>
       <w:r>
         <w:rPr>
           <w:rFonts w:ascii="Consolas" w:hAnsi="Consolas"/>
@@ -11198,7 +11016,6 @@
         </w:rPr>
         <w:t>read_excel</w:t>
       </w:r>
-      <w:proofErr w:type="spellEnd"/>
       <w:r>
         <w:rPr>
           <w:rFonts w:ascii="Consolas" w:hAnsi="Consolas"/>
@@ -11226,7 +11043,6 @@
         </w:rPr>
         <w:t xml:space="preserve">, </w:t>
       </w:r>
-      <w:proofErr w:type="spellStart"/>
       <w:r>
         <w:rPr>
           <w:rFonts w:ascii="Consolas" w:hAnsi="Consolas"/>
@@ -11236,7 +11052,6 @@
         </w:rPr>
         <w:t>sheet_name</w:t>
       </w:r>
-      <w:proofErr w:type="spellEnd"/>
       <w:r>
         <w:rPr>
           <w:rFonts w:ascii="Consolas" w:hAnsi="Consolas"/>
@@ -11429,7 +11244,6 @@
         </w:rPr>
         <w:t>(</w:t>
       </w:r>
-      <w:proofErr w:type="spellStart"/>
       <w:r>
         <w:rPr>
           <w:rFonts w:ascii="Consolas" w:hAnsi="Consolas"/>
@@ -11460,7 +11274,6 @@
         </w:rPr>
         <w:t>iloc</w:t>
       </w:r>
-      <w:proofErr w:type="spellEnd"/>
       <w:r>
         <w:rPr>
           <w:rFonts w:ascii="Consolas" w:hAnsi="Consolas"/>
@@ -11491,7 +11304,6 @@
         </w:rPr>
         <w:t xml:space="preserve">], </w:t>
       </w:r>
-      <w:proofErr w:type="spellStart"/>
       <w:r>
         <w:rPr>
           <w:rFonts w:ascii="Consolas" w:hAnsi="Consolas"/>
@@ -11522,7 +11334,6 @@
         </w:rPr>
         <w:t>iloc</w:t>
       </w:r>
-      <w:proofErr w:type="spellEnd"/>
       <w:r>
         <w:rPr>
           <w:rFonts w:ascii="Consolas" w:hAnsi="Consolas"/>
@@ -11839,7 +11650,6 @@
         </w:rPr>
         <w:t>=</w:t>
       </w:r>
-      <w:proofErr w:type="spellStart"/>
       <w:r>
         <w:rPr>
           <w:rFonts w:ascii="Consolas" w:hAnsi="Consolas"/>
@@ -11849,7 +11659,6 @@
         </w:rPr>
         <w:t>round</w:t>
       </w:r>
-      <w:proofErr w:type="spellEnd"/>
       <w:r>
         <w:rPr>
           <w:rFonts w:ascii="Consolas" w:hAnsi="Consolas"/>
@@ -12498,7 +12307,6 @@
         </w:rPr>
         <w:t xml:space="preserve"> </w:t>
       </w:r>
-      <w:proofErr w:type="spellStart"/>
       <w:r>
         <w:rPr>
           <w:rFonts w:ascii="Consolas" w:hAnsi="Consolas"/>
@@ -12509,7 +12317,6 @@
         </w:rPr>
         <w:t>calc_p</w:t>
       </w:r>
-      <w:proofErr w:type="spellEnd"/>
       <w:r>
         <w:rPr>
           <w:rFonts w:ascii="Consolas" w:hAnsi="Consolas"/>
@@ -12560,7 +12367,6 @@
         </w:rPr>
         <w:t xml:space="preserve">, </w:t>
       </w:r>
-      <w:proofErr w:type="spellStart"/>
       <w:r>
         <w:rPr>
           <w:rFonts w:ascii="Consolas" w:hAnsi="Consolas"/>
@@ -12571,7 +12377,6 @@
         </w:rPr>
         <w:t>sko</w:t>
       </w:r>
-      <w:proofErr w:type="spellEnd"/>
       <w:r>
         <w:rPr>
           <w:rFonts w:ascii="Consolas" w:hAnsi="Consolas"/>
@@ -12676,7 +12481,6 @@
         </w:rPr>
         <w:t xml:space="preserve">    </w:t>
       </w:r>
-      <w:proofErr w:type="spellStart"/>
       <w:r>
         <w:rPr>
           <w:rFonts w:ascii="Consolas" w:hAnsi="Consolas"/>
@@ -12686,7 +12490,6 @@
         </w:rPr>
         <w:t>p_list</w:t>
       </w:r>
-      <w:proofErr w:type="spellEnd"/>
       <w:r>
         <w:rPr>
           <w:rFonts w:ascii="Consolas" w:hAnsi="Consolas"/>
@@ -12756,7 +12559,6 @@
         </w:rPr>
         <w:t xml:space="preserve"> </w:t>
       </w:r>
-      <w:proofErr w:type="spellStart"/>
       <w:r>
         <w:rPr>
           <w:rFonts w:ascii="Consolas" w:hAnsi="Consolas"/>
@@ -12767,7 +12569,6 @@
         </w:rPr>
         <w:t>i</w:t>
       </w:r>
-      <w:proofErr w:type="spellEnd"/>
       <w:r>
         <w:rPr>
           <w:rFonts w:ascii="Consolas" w:hAnsi="Consolas"/>
@@ -12818,7 +12619,6 @@
         </w:rPr>
         <w:t>(</w:t>
       </w:r>
-      <w:proofErr w:type="spellStart"/>
       <w:r>
         <w:rPr>
           <w:rFonts w:ascii="Consolas" w:hAnsi="Consolas"/>
@@ -12829,7 +12629,6 @@
         </w:rPr>
         <w:t>len</w:t>
       </w:r>
-      <w:proofErr w:type="spellEnd"/>
       <w:r>
         <w:rPr>
           <w:rFonts w:ascii="Consolas" w:hAnsi="Consolas"/>
@@ -13093,7 +12892,6 @@
         </w:rPr>
         <w:t>/</w:t>
       </w:r>
-      <w:proofErr w:type="spellStart"/>
       <w:r>
         <w:rPr>
           <w:rFonts w:ascii="Consolas" w:hAnsi="Consolas"/>
@@ -13104,7 +12902,6 @@
         </w:rPr>
         <w:t>sko</w:t>
       </w:r>
-      <w:proofErr w:type="spellEnd"/>
       <w:r>
         <w:rPr>
           <w:rFonts w:ascii="Consolas" w:hAnsi="Consolas"/>
@@ -13175,7 +12972,6 @@
         </w:rPr>
         <w:t>[</w:t>
       </w:r>
-      <w:proofErr w:type="spellStart"/>
       <w:r>
         <w:rPr>
           <w:rFonts w:ascii="Consolas" w:hAnsi="Consolas"/>
@@ -13186,7 +12982,6 @@
         </w:rPr>
         <w:t>i</w:t>
       </w:r>
-      <w:proofErr w:type="spellEnd"/>
       <w:r>
         <w:rPr>
           <w:rFonts w:ascii="Consolas" w:hAnsi="Consolas"/>
@@ -13247,7 +13042,6 @@
         </w:rPr>
         <w:t>/</w:t>
       </w:r>
-      <w:proofErr w:type="spellStart"/>
       <w:r>
         <w:rPr>
           <w:rFonts w:ascii="Consolas" w:hAnsi="Consolas"/>
@@ -13258,7 +13052,6 @@
         </w:rPr>
         <w:t>sko</w:t>
       </w:r>
-      <w:proofErr w:type="spellEnd"/>
       <w:r>
         <w:rPr>
           <w:rFonts w:ascii="Consolas" w:hAnsi="Consolas"/>
@@ -13292,7 +13085,6 @@
         </w:rPr>
         <w:t xml:space="preserve">        </w:t>
       </w:r>
-      <w:proofErr w:type="spellStart"/>
       <w:r>
         <w:rPr>
           <w:rFonts w:ascii="Consolas" w:hAnsi="Consolas"/>
@@ -13303,7 +13095,6 @@
         </w:rPr>
         <w:t>p_list</w:t>
       </w:r>
-      <w:proofErr w:type="spellEnd"/>
       <w:r>
         <w:rPr>
           <w:rFonts w:ascii="Consolas" w:hAnsi="Consolas"/>
@@ -13397,7 +13188,6 @@
         </w:rPr>
         <w:t xml:space="preserve"> </w:t>
       </w:r>
-      <w:proofErr w:type="spellStart"/>
       <w:r>
         <w:rPr>
           <w:rFonts w:ascii="Consolas" w:hAnsi="Consolas"/>
@@ -13408,7 +13198,6 @@
         </w:rPr>
         <w:t>p_list</w:t>
       </w:r>
-      <w:proofErr w:type="spellEnd"/>
     </w:p>
     <w:p>
       <w:pPr>
@@ -13435,7 +13224,6 @@
           <w:lang w:val="en-US"/>
         </w:rPr>
       </w:pPr>
-      <w:proofErr w:type="spellStart"/>
       <w:r>
         <w:rPr>
           <w:rFonts w:ascii="Consolas" w:hAnsi="Consolas"/>
@@ -13446,7 +13234,6 @@
         </w:rPr>
         <w:t>p_n</w:t>
       </w:r>
-      <w:proofErr w:type="spellEnd"/>
       <w:r>
         <w:rPr>
           <w:rFonts w:ascii="Consolas" w:hAnsi="Consolas"/>
@@ -13477,7 +13264,6 @@
         </w:rPr>
         <w:t xml:space="preserve"> </w:t>
       </w:r>
-      <w:proofErr w:type="spellStart"/>
       <w:r>
         <w:rPr>
           <w:rFonts w:ascii="Consolas" w:hAnsi="Consolas"/>
@@ -13488,7 +13274,6 @@
         </w:rPr>
         <w:t>calc_p</w:t>
       </w:r>
-      <w:proofErr w:type="spellEnd"/>
       <w:r>
         <w:rPr>
           <w:rFonts w:ascii="Consolas" w:hAnsi="Consolas"/>
@@ -13539,7 +13324,6 @@
         </w:rPr>
         <w:t xml:space="preserve">, </w:t>
       </w:r>
-      <w:proofErr w:type="spellStart"/>
       <w:r>
         <w:rPr>
           <w:rFonts w:ascii="Consolas" w:hAnsi="Consolas"/>
@@ -13550,7 +13334,6 @@
         </w:rPr>
         <w:t>sko</w:t>
       </w:r>
-      <w:proofErr w:type="spellEnd"/>
       <w:r>
         <w:rPr>
           <w:rFonts w:ascii="Consolas" w:hAnsi="Consolas"/>
@@ -13649,7 +13432,6 @@
         </w:rPr>
         <w:t>(</w:t>
       </w:r>
-      <w:proofErr w:type="spellStart"/>
       <w:r>
         <w:rPr>
           <w:rFonts w:ascii="Consolas" w:hAnsi="Consolas"/>
@@ -13668,18 +13450,7 @@
           <w:szCs w:val="21"/>
           <w:lang w:val="en-US"/>
         </w:rPr>
-        <w:t>"p</w:t>
-      </w:r>
-      <w:proofErr w:type="spellEnd"/>
-      <w:r>
-        <w:rPr>
-          <w:rFonts w:ascii="Consolas" w:hAnsi="Consolas"/>
-          <w:color w:val="CE9178"/>
-          <w:sz w:val="21"/>
-          <w:szCs w:val="21"/>
-          <w:lang w:val="en-US"/>
-        </w:rPr>
-        <w:t xml:space="preserve">*l: </w:t>
+        <w:t xml:space="preserve">"p*l: </w:t>
       </w:r>
       <w:r>
         <w:rPr>
@@ -13764,7 +13535,6 @@
         </w:rPr>
         <w:t>(</w:t>
       </w:r>
-      <w:proofErr w:type="spellStart"/>
       <w:r>
         <w:rPr>
           <w:rFonts w:ascii="Consolas" w:hAnsi="Consolas"/>
@@ -13783,18 +13553,7 @@
           <w:szCs w:val="21"/>
           <w:lang w:val="en-US"/>
         </w:rPr>
-        <w:t>"pl</w:t>
-      </w:r>
-      <w:proofErr w:type="spellEnd"/>
-      <w:r>
-        <w:rPr>
-          <w:rFonts w:ascii="Consolas" w:hAnsi="Consolas"/>
-          <w:color w:val="CE9178"/>
-          <w:sz w:val="21"/>
-          <w:szCs w:val="21"/>
-          <w:lang w:val="en-US"/>
-        </w:rPr>
-        <w:t xml:space="preserve">: </w:t>
+        <w:t xml:space="preserve">"pl: </w:t>
       </w:r>
       <w:r>
         <w:rPr>
@@ -13806,7 +13565,6 @@
         </w:rPr>
         <w:t>{</w:t>
       </w:r>
-      <w:proofErr w:type="spellStart"/>
       <w:r>
         <w:rPr>
           <w:rFonts w:ascii="Consolas" w:hAnsi="Consolas"/>
@@ -13837,7 +13595,6 @@
         </w:rPr>
         <w:t>round</w:t>
       </w:r>
-      <w:proofErr w:type="spellEnd"/>
       <w:r>
         <w:rPr>
           <w:rFonts w:ascii="Consolas" w:hAnsi="Consolas"/>
@@ -13848,7 +13605,6 @@
         </w:rPr>
         <w:t>(</w:t>
       </w:r>
-      <w:proofErr w:type="spellStart"/>
       <w:r>
         <w:rPr>
           <w:rFonts w:ascii="Consolas" w:hAnsi="Consolas"/>
@@ -13859,7 +13615,6 @@
         </w:rPr>
         <w:t>p_n</w:t>
       </w:r>
-      <w:proofErr w:type="spellEnd"/>
       <w:r>
         <w:rPr>
           <w:rFonts w:ascii="Consolas" w:hAnsi="Consolas"/>
@@ -14057,7 +13812,6 @@
         </w:rPr>
         <w:t xml:space="preserve"> </w:t>
       </w:r>
-      <w:proofErr w:type="spellStart"/>
       <w:r>
         <w:rPr>
           <w:rFonts w:ascii="Consolas" w:hAnsi="Consolas"/>
@@ -14088,7 +13842,6 @@
         </w:rPr>
         <w:t>array</w:t>
       </w:r>
-      <w:proofErr w:type="spellEnd"/>
       <w:r>
         <w:rPr>
           <w:rFonts w:ascii="Consolas" w:hAnsi="Consolas"/>
@@ -14179,7 +13932,6 @@
         </w:rPr>
         <w:t xml:space="preserve"> </w:t>
       </w:r>
-      <w:proofErr w:type="spellStart"/>
       <w:r>
         <w:rPr>
           <w:rFonts w:ascii="Consolas" w:hAnsi="Consolas"/>
@@ -14210,7 +13962,6 @@
         </w:rPr>
         <w:t>array</w:t>
       </w:r>
-      <w:proofErr w:type="spellEnd"/>
       <w:r>
         <w:rPr>
           <w:rFonts w:ascii="Consolas" w:hAnsi="Consolas"/>
@@ -14221,7 +13972,6 @@
         </w:rPr>
         <w:t>(</w:t>
       </w:r>
-      <w:proofErr w:type="spellStart"/>
       <w:r>
         <w:rPr>
           <w:rFonts w:ascii="Consolas" w:hAnsi="Consolas"/>
@@ -14232,7 +13982,6 @@
         </w:rPr>
         <w:t>p_n</w:t>
       </w:r>
-      <w:proofErr w:type="spellEnd"/>
       <w:r>
         <w:rPr>
           <w:rFonts w:ascii="Consolas" w:hAnsi="Consolas"/>
@@ -14316,7 +14065,6 @@
         </w:rPr>
         <w:t>(</w:t>
       </w:r>
-      <w:proofErr w:type="spellStart"/>
       <w:r>
         <w:rPr>
           <w:rFonts w:ascii="Consolas" w:hAnsi="Consolas"/>
@@ -14335,18 +14083,7 @@
           <w:szCs w:val="21"/>
           <w:lang w:val="en-US"/>
         </w:rPr>
-        <w:t>"p</w:t>
-      </w:r>
-      <w:proofErr w:type="spellEnd"/>
-      <w:r>
-        <w:rPr>
-          <w:rFonts w:ascii="Consolas" w:hAnsi="Consolas"/>
-          <w:color w:val="CE9178"/>
-          <w:sz w:val="21"/>
-          <w:szCs w:val="21"/>
-          <w:lang w:val="en-US"/>
-        </w:rPr>
-        <w:t xml:space="preserve">*l-pl: </w:t>
+        <w:t xml:space="preserve">"p*l-pl: </w:t>
       </w:r>
       <w:r>
         <w:rPr>
@@ -14515,7 +14252,6 @@
         </w:rPr>
         <w:t xml:space="preserve"> </w:t>
       </w:r>
-      <w:proofErr w:type="spellStart"/>
       <w:r>
         <w:rPr>
           <w:rFonts w:ascii="Consolas" w:hAnsi="Consolas"/>
@@ -14546,7 +14282,6 @@
         </w:rPr>
         <w:t>pow</w:t>
       </w:r>
-      <w:proofErr w:type="spellEnd"/>
       <w:r>
         <w:rPr>
           <w:rFonts w:ascii="Consolas" w:hAnsi="Consolas"/>
@@ -14660,7 +14395,6 @@
         </w:rPr>
         <w:t>{</w:t>
       </w:r>
-      <w:proofErr w:type="spellStart"/>
       <w:r>
         <w:rPr>
           <w:rFonts w:ascii="Consolas" w:hAnsi="Consolas"/>
@@ -14691,7 +14425,6 @@
         </w:rPr>
         <w:t>round</w:t>
       </w:r>
-      <w:proofErr w:type="spellEnd"/>
       <w:r>
         <w:rPr>
           <w:rFonts w:ascii="Consolas" w:hAnsi="Consolas"/>
@@ -14920,7 +14653,6 @@
         </w:rPr>
         <w:t xml:space="preserve"> </w:t>
       </w:r>
-      <w:proofErr w:type="spellStart"/>
       <w:r>
         <w:rPr>
           <w:rFonts w:ascii="Consolas" w:hAnsi="Consolas"/>
@@ -14951,7 +14683,6 @@
         </w:rPr>
         <w:t>array</w:t>
       </w:r>
-      <w:proofErr w:type="spellEnd"/>
       <w:r>
         <w:rPr>
           <w:rFonts w:ascii="Consolas" w:hAnsi="Consolas"/>
@@ -14962,7 +14693,6 @@
         </w:rPr>
         <w:t>(</w:t>
       </w:r>
-      <w:proofErr w:type="spellStart"/>
       <w:r>
         <w:rPr>
           <w:rFonts w:ascii="Consolas" w:hAnsi="Consolas"/>
@@ -14973,7 +14703,6 @@
         </w:rPr>
         <w:t>p_n</w:t>
       </w:r>
-      <w:proofErr w:type="spellEnd"/>
       <w:r>
         <w:rPr>
           <w:rFonts w:ascii="Consolas" w:hAnsi="Consolas"/>
@@ -15087,7 +14816,6 @@
         </w:rPr>
         <w:t>(</w:t>
       </w:r>
-      <w:proofErr w:type="spellStart"/>
       <w:r>
         <w:rPr>
           <w:rFonts w:ascii="Consolas" w:hAnsi="Consolas"/>
@@ -15106,18 +14834,7 @@
           <w:szCs w:val="21"/>
           <w:lang w:val="en-US"/>
         </w:rPr>
-        <w:t>"n</w:t>
-      </w:r>
-      <w:proofErr w:type="spellEnd"/>
-      <w:r>
-        <w:rPr>
-          <w:rFonts w:ascii="Consolas" w:hAnsi="Consolas"/>
-          <w:color w:val="CE9178"/>
-          <w:sz w:val="21"/>
-          <w:szCs w:val="21"/>
-          <w:lang w:val="en-US"/>
-        </w:rPr>
-        <w:t xml:space="preserve">(p*l-pl)^2/p1: </w:t>
+        <w:t xml:space="preserve">"n(p*l-pl)^2/p1: </w:t>
       </w:r>
       <w:r>
         <w:rPr>
@@ -15129,7 +14846,6 @@
         </w:rPr>
         <w:t>{</w:t>
       </w:r>
-      <w:proofErr w:type="spellStart"/>
       <w:r>
         <w:rPr>
           <w:rFonts w:ascii="Consolas" w:hAnsi="Consolas"/>
@@ -15160,7 +14876,6 @@
         </w:rPr>
         <w:t>round</w:t>
       </w:r>
-      <w:proofErr w:type="spellEnd"/>
       <w:r>
         <w:rPr>
           <w:rFonts w:ascii="Consolas" w:hAnsi="Consolas"/>
@@ -15425,7 +15140,6 @@
         </w:rPr>
         <w:t>(</w:t>
       </w:r>
-      <w:proofErr w:type="spellStart"/>
       <w:r>
         <w:rPr>
           <w:rFonts w:ascii="Consolas" w:hAnsi="Consolas"/>
@@ -15444,9 +15158,38 @@
           <w:szCs w:val="21"/>
           <w:lang w:val="en-US"/>
         </w:rPr>
-        <w:t>"u</w:t>
-      </w:r>
-      <w:proofErr w:type="spellEnd"/>
+        <w:t xml:space="preserve">"u = </w:t>
+      </w:r>
+      <w:r>
+        <w:rPr>
+          <w:rFonts w:ascii="Consolas" w:hAnsi="Consolas"/>
+          <w:color w:val="569CD6"/>
+          <w:sz w:val="21"/>
+          <w:szCs w:val="21"/>
+          <w:lang w:val="en-US"/>
+        </w:rPr>
+        <w:t>{</w:t>
+      </w:r>
+      <w:r>
+        <w:rPr>
+          <w:rFonts w:ascii="Consolas" w:hAnsi="Consolas"/>
+          <w:color w:val="9CDCFE"/>
+          <w:sz w:val="21"/>
+          <w:szCs w:val="21"/>
+          <w:lang w:val="en-US"/>
+        </w:rPr>
+        <w:t>u</w:t>
+      </w:r>
+      <w:r>
+        <w:rPr>
+          <w:rFonts w:ascii="Consolas" w:hAnsi="Consolas"/>
+          <w:color w:val="569CD6"/>
+          <w:sz w:val="21"/>
+          <w:szCs w:val="21"/>
+          <w:lang w:val="en-US"/>
+        </w:rPr>
+        <w:t>}</w:t>
+      </w:r>
       <w:r>
         <w:rPr>
           <w:rFonts w:ascii="Consolas" w:hAnsi="Consolas"/>
@@ -15455,119 +15198,142 @@
           <w:szCs w:val="21"/>
           <w:lang w:val="en-US"/>
         </w:rPr>
-        <w:t xml:space="preserve"> = </w:t>
-      </w:r>
-      <w:r>
-        <w:rPr>
-          <w:rFonts w:ascii="Consolas" w:hAnsi="Consolas"/>
-          <w:color w:val="569CD6"/>
-          <w:sz w:val="21"/>
-          <w:szCs w:val="21"/>
-          <w:lang w:val="en-US"/>
-        </w:rPr>
-        <w:t>{</w:t>
-      </w:r>
-      <w:r>
-        <w:rPr>
-          <w:rFonts w:ascii="Consolas" w:hAnsi="Consolas"/>
-          <w:color w:val="9CDCFE"/>
-          <w:sz w:val="21"/>
-          <w:szCs w:val="21"/>
-          <w:lang w:val="en-US"/>
-        </w:rPr>
+        <w:t>"</w:t>
+      </w:r>
+      <w:r>
+        <w:rPr>
+          <w:rFonts w:ascii="Consolas" w:hAnsi="Consolas"/>
+          <w:color w:val="CCCCCC"/>
+          <w:sz w:val="21"/>
+          <w:szCs w:val="21"/>
+          <w:lang w:val="en-US"/>
+        </w:rPr>
+        <w:t>)</w:t>
+      </w:r>
+    </w:p>
+    <w:p>
+      <w:pPr>
+        <w:pStyle w:val="default2"/>
+        <w:rPr>
+          <w:lang w:val="ru-RU"/>
+        </w:rPr>
+      </w:pPr>
+      <w:r>
+        <w:rPr>
+          <w:lang w:val="ru-RU"/>
+        </w:rPr>
+        <w:t>Результат:</w:t>
+      </w:r>
+    </w:p>
+    <w:p>
+      <w:pPr>
+        <w:pStyle w:val="default2"/>
+        <w:rPr>
+          <w:lang w:val="ru-RU"/>
+        </w:rPr>
+      </w:pPr>
+      <w:r>
+        <w:t>p</w:t>
+      </w:r>
+      <w:r>
+        <w:rPr>
+          <w:lang w:val="ru-RU"/>
+        </w:rPr>
+        <w:t>*</w:t>
+      </w:r>
+      <w:r>
+        <w:t>l</w:t>
+      </w:r>
+      <w:r>
+        <w:rPr>
+          <w:lang w:val="ru-RU"/>
+        </w:rPr>
+        <w:t>: [0.03, 0.16, 0.22, 0.27, 0.15, 0.11, 0.06]</w:t>
+      </w:r>
+    </w:p>
+    <w:p>
+      <w:pPr>
+        <w:pStyle w:val="default2"/>
+        <w:rPr>
+          <w:lang w:val="ru-RU"/>
+        </w:rPr>
+      </w:pPr>
+      <w:r>
+        <w:t>pl</w:t>
+      </w:r>
+      <w:r>
+        <w:rPr>
+          <w:lang w:val="ru-RU"/>
+        </w:rPr>
+        <w:t>: [0.043  0.1174 0.2186 0.262  0.2014 0.1042 0.0345]</w:t>
+      </w:r>
+    </w:p>
+    <w:p>
+      <w:pPr>
+        <w:pStyle w:val="default2"/>
+        <w:rPr>
+          <w:lang w:val="ru-RU"/>
+        </w:rPr>
+      </w:pPr>
+      <w:r>
+        <w:t>p</w:t>
+      </w:r>
+      <w:r>
+        <w:rPr>
+          <w:lang w:val="ru-RU"/>
+        </w:rPr>
+        <w:t>*</w:t>
+      </w:r>
+      <w:r>
+        <w:t>l</w:t>
+      </w:r>
+      <w:r>
+        <w:rPr>
+          <w:lang w:val="ru-RU"/>
+        </w:rPr>
+        <w:t>-</w:t>
+      </w:r>
+      <w:r>
+        <w:t>pl</w:t>
+      </w:r>
+      <w:r>
+        <w:rPr>
+          <w:lang w:val="ru-RU"/>
+        </w:rPr>
+        <w:t>: [-0.013   0.0426  0.0014  0.008  -0.0514  0.0058  0.0255]</w:t>
+      </w:r>
+    </w:p>
+    <w:p>
+      <w:pPr>
+        <w:pStyle w:val="default2"/>
+      </w:pPr>
+      <w:r>
+        <w:t>(p*l-pl)^2: [0.0002 0.0018 0.     0.0001 0.0026 0.     0.0007]</w:t>
+      </w:r>
+    </w:p>
+    <w:p>
+      <w:pPr>
+        <w:pStyle w:val="default2"/>
+      </w:pPr>
+      <w:r>
+        <w:t>n(p*l-pl)^2/pl: [0.393  1.5458 0.0009 0.0244 1.3118 0.0323 1.8848]</w:t>
+      </w:r>
+    </w:p>
+    <w:p>
+      <w:pPr>
+        <w:pStyle w:val="default2"/>
+        <w:rPr>
+          <w:lang w:val="ru-RU"/>
+        </w:rPr>
+      </w:pPr>
+      <w:r>
         <w:t>u</w:t>
       </w:r>
       <w:r>
         <w:rPr>
-          <w:rFonts w:ascii="Consolas" w:hAnsi="Consolas"/>
-          <w:color w:val="569CD6"/>
-          <w:sz w:val="21"/>
-          <w:szCs w:val="21"/>
-          <w:lang w:val="en-US"/>
-        </w:rPr>
-        <w:t>}</w:t>
-      </w:r>
-      <w:r>
-        <w:rPr>
-          <w:rFonts w:ascii="Consolas" w:hAnsi="Consolas"/>
-          <w:color w:val="CE9178"/>
-          <w:sz w:val="21"/>
-          <w:szCs w:val="21"/>
-          <w:lang w:val="en-US"/>
-        </w:rPr>
-        <w:t>"</w:t>
-      </w:r>
-      <w:r>
-        <w:rPr>
-          <w:rFonts w:ascii="Consolas" w:hAnsi="Consolas"/>
-          <w:color w:val="CCCCCC"/>
-          <w:sz w:val="21"/>
-          <w:szCs w:val="21"/>
-          <w:lang w:val="en-US"/>
-        </w:rPr>
-        <w:t>)</w:t>
-      </w:r>
-    </w:p>
-    <w:p>
-      <w:pPr>
-        <w:pStyle w:val="default2"/>
-        <w:rPr>
-          <w:lang w:val="ru-RU"/>
-        </w:rPr>
-      </w:pPr>
-      <w:r>
-        <w:rPr>
-          <w:lang w:val="ru-RU"/>
-        </w:rPr>
-        <w:t>Результат:</w:t>
-      </w:r>
-    </w:p>
-    <w:p>
-      <w:pPr>
-        <w:pStyle w:val="default2"/>
-      </w:pPr>
-      <w:r>
-        <w:t>p*l: [0.03, 0.16, 0.22, 0.27, 0.15, 0.11, 0.06]</w:t>
-      </w:r>
-    </w:p>
-    <w:p>
-      <w:pPr>
-        <w:pStyle w:val="default2"/>
-      </w:pPr>
-      <w:r>
-        <w:t>pl: [0.043  0.1174 0.2186 0.262  0.2014 0.1042 0.0345]</w:t>
-      </w:r>
-    </w:p>
-    <w:p>
-      <w:pPr>
-        <w:pStyle w:val="default2"/>
-      </w:pPr>
-      <w:r>
-        <w:t>p*l-pl: [-0.013   0.0426  0.0014  0.008  -0.0514  0.0058  0.0255]</w:t>
-      </w:r>
-    </w:p>
-    <w:p>
-      <w:pPr>
-        <w:pStyle w:val="default2"/>
-      </w:pPr>
-      <w:r>
-        <w:t>(p*l-pl)^2: [0.0002 0.0018 0.     0.0001 0.0026 0.     0.0007]</w:t>
-      </w:r>
-    </w:p>
-    <w:p>
-      <w:pPr>
-        <w:pStyle w:val="default2"/>
-      </w:pPr>
-      <w:r>
-        <w:t>n(p*l-pl)^2/pl: [0.393  1.5458 0.0009 0.0244 1.3118 0.0323 1.8848]</w:t>
-      </w:r>
-    </w:p>
-    <w:p>
-      <w:pPr>
-        <w:pStyle w:val="default2"/>
-      </w:pPr>
-      <w:r>
-        <w:t>u = 5.193003610962049</w:t>
+          <w:lang w:val="ru-RU"/>
+        </w:rPr>
+        <w:t xml:space="preserve"> = 5.193003610962049</w:t>
       </w:r>
     </w:p>
     <w:p>
@@ -15623,28 +15389,7 @@
                   <w:rFonts w:ascii="Cambria Math" w:hAnsi="Cambria Math"/>
                   <w:lang w:val="ru-RU"/>
                 </w:rPr>
-                <m:t>0,0</m:t>
-              </m:r>
-              <m:r>
-                <w:rPr>
-                  <w:rFonts w:ascii="Cambria Math" w:hAnsi="Cambria Math"/>
-                  <w:lang w:val="ru-RU"/>
-                </w:rPr>
-                <m:t>25</m:t>
-              </m:r>
-              <m:r>
-                <w:rPr>
-                  <w:rFonts w:ascii="Cambria Math" w:hAnsi="Cambria Math"/>
-                  <w:lang w:val="ru-RU"/>
-                </w:rPr>
-                <m:t xml:space="preserve">; </m:t>
-              </m:r>
-              <m:r>
-                <w:rPr>
-                  <w:rFonts w:ascii="Cambria Math" w:hAnsi="Cambria Math"/>
-                  <w:lang w:val="ru-RU"/>
-                </w:rPr>
-                <m:t>4</m:t>
+                <m:t>0,025; 4</m:t>
               </m:r>
             </m:e>
           </m:d>
@@ -15787,21 +15532,7 @@
         <w:rPr>
           <w:lang w:val="ru-RU"/>
         </w:rPr>
-        <w:t xml:space="preserve">Проведена проверка гипотезы о нормальном распределении случайной величины методом </w:t>
-      </w:r>
-      <w:proofErr w:type="spellStart"/>
-      <w:r>
-        <w:rPr>
-          <w:lang w:val="ru-RU"/>
-        </w:rPr>
-        <w:t>К.Пирсона</w:t>
-      </w:r>
-      <w:proofErr w:type="spellEnd"/>
-      <w:r>
-        <w:rPr>
-          <w:lang w:val="ru-RU"/>
-        </w:rPr>
-        <w:t xml:space="preserve"> с уровнем значимости 0,025. Гипотеза о нормальном распределении подтверждена.</w:t>
+        <w:t>Проведена проверка гипотезы о нормальном распределении случайной величины методом К.Пирсона с уровнем значимости 0,025. Гипотеза о нормальном распределении подтверждена.</w:t>
       </w:r>
       <w:r>
         <w:rPr>
@@ -15845,35 +15576,7 @@
         <w:rPr>
           <w:lang w:val="ru-RU"/>
         </w:rPr>
-        <w:t xml:space="preserve">Статистические методы обработки экспериментальных данных [Текст] : Учеб. пособие / В. И. </w:t>
-      </w:r>
-      <w:proofErr w:type="spellStart"/>
-      <w:r>
-        <w:rPr>
-          <w:lang w:val="ru-RU"/>
-        </w:rPr>
-        <w:t>Сеньченков</w:t>
-      </w:r>
-      <w:proofErr w:type="spellEnd"/>
-      <w:r>
-        <w:rPr>
-          <w:lang w:val="ru-RU"/>
-        </w:rPr>
-        <w:t xml:space="preserve">. - СПб. : ГУАП, 2006 (СПб.). - 243 с. - </w:t>
-      </w:r>
-      <w:proofErr w:type="spellStart"/>
-      <w:r>
-        <w:rPr>
-          <w:lang w:val="ru-RU"/>
-        </w:rPr>
-        <w:t>Библиогр</w:t>
-      </w:r>
-      <w:proofErr w:type="spellEnd"/>
-      <w:r>
-        <w:rPr>
-          <w:lang w:val="ru-RU"/>
-        </w:rPr>
-        <w:t xml:space="preserve">.: с. 227 (12 назв.). - 100 экз. - </w:t>
+        <w:t xml:space="preserve">Статистические методы обработки экспериментальных данных [Текст] : Учеб. пособие / В. И. Сеньченков. - СПб. : ГУАП, 2006 (СПб.). - 243 с. - Библиогр.: с. 227 (12 назв.). - 100 экз. - </w:t>
       </w:r>
       <w:r>
         <w:rPr>
@@ -15933,35 +15636,7 @@
         <w:rPr>
           <w:lang w:val="ru-RU"/>
         </w:rPr>
-        <w:t xml:space="preserve">пособие / Е. А. Трофимова, Н. В. </w:t>
-      </w:r>
-      <w:proofErr w:type="spellStart"/>
-      <w:r>
-        <w:rPr>
-          <w:lang w:val="ru-RU"/>
-        </w:rPr>
-        <w:t>Кисляк</w:t>
-      </w:r>
-      <w:proofErr w:type="spellEnd"/>
-      <w:r>
-        <w:rPr>
-          <w:lang w:val="ru-RU"/>
-        </w:rPr>
-        <w:t xml:space="preserve">, Д. В. </w:t>
-      </w:r>
-      <w:proofErr w:type="spellStart"/>
-      <w:r>
-        <w:rPr>
-          <w:lang w:val="ru-RU"/>
-        </w:rPr>
-        <w:t>Гилёв</w:t>
-      </w:r>
-      <w:proofErr w:type="spellEnd"/>
-      <w:r>
-        <w:rPr>
-          <w:lang w:val="ru-RU"/>
-        </w:rPr>
-        <w:t xml:space="preserve"> ; [под общ.</w:t>
+        <w:t>пособие / Е. А. Трофимова, Н. В. Кисляк, Д. В. Гилёв ; [под общ.</w:t>
       </w:r>
       <w:r>
         <w:rPr>
@@ -15973,21 +15648,7 @@
         <w:rPr>
           <w:lang w:val="ru-RU"/>
         </w:rPr>
-        <w:t xml:space="preserve">ред. Е. А. Трофимовой] ; М-во образования и науки Рос. Федерации, Урал. </w:t>
-      </w:r>
-      <w:proofErr w:type="spellStart"/>
-      <w:r>
-        <w:rPr>
-          <w:lang w:val="ru-RU"/>
-        </w:rPr>
-        <w:t>федер</w:t>
-      </w:r>
-      <w:proofErr w:type="spellEnd"/>
-      <w:r>
-        <w:rPr>
-          <w:lang w:val="ru-RU"/>
-        </w:rPr>
-        <w:t>. ун-т. – Екатеринбург : Изд-во Урал. ун-та,</w:t>
+        <w:t>ред. Е. А. Трофимовой] ; М-во образования и науки Рос. Федерации, Урал. федер. ун-т. – Екатеринбург : Изд-во Урал. ун-та,</w:t>
       </w:r>
       <w:r>
         <w:rPr>
